--- a/dosisplaner/Anleitung-Mein-Weg.docx
+++ b/dosisplaner/Anleitung-Mein-Weg.docx
@@ -42,7 +42,7 @@
           <w:sz w:val="28"/>
           <w:szCs w:val="28"/>
         </w:rPr>
-        <w:t xml:space="preserve">Dosisplaner  ·  Soll und Ist nebeneinander</w:t>
+        <w:t xml:space="preserve">Dosierung  ·  Substitution  ·  Rückfälle</w:t>
       </w:r>
     </w:p>
     <w:p>
@@ -72,7 +72,7 @@
           <w:sz w:val="20"/>
           <w:szCs w:val="20"/>
         </w:rPr>
-        <w:t xml:space="preserve">Fassung 2026.10.28  ·  für Niklas</w:t>
+        <w:t xml:space="preserve">Fassung 2026.10.28-2  ·  für Niklas</w:t>
       </w:r>
     </w:p>
     <w:tbl>
@@ -132,6 +132,18 @@
                 <w:szCs w:val="22"/>
               </w:rPr>
               <w:t xml:space="preserve">Diese Seite läuft nur für dich. Du trägst jeden Tag ein, was du tatsächlich genommen hast (Ist) – daneben läuft der Plan, den du dir gesetzt hast (Soll). So siehst du schwarz auf weiß, wie weit beide auseinanderliegen, ohne dass du dir irgendwas zusammenreimen musst.</w:t>
+            </w:r>
+          </w:p>
+          <w:p>
+            <w:pPr>
+              <w:spacing w:after="100" w:line="300"/>
+            </w:pPr>
+            <w:r>
+              <w:rPr>
+                <w:sz w:val="22"/>
+                <w:szCs w:val="22"/>
+              </w:rPr>
+              <w:t xml:space="preserve">Drei Dinge laufen hier nebeneinander: die Pregabalin-Reduktion, deine Substitution mit Polamidon und Substitol, und – wenn es dazu kommt – Rückfälle mit dem, was sie ausgelöst hat.</w:t>
             </w:r>
           </w:p>
           <w:p>
@@ -588,7 +600,7 @@
                 <w:sz w:val="20"/>
                 <w:szCs w:val="20"/>
               </w:rPr>
-              <w:t xml:space="preserve">Etwa 10 Minuten für die Einrichtung, danach rund 1 Minute pro Tag.</w:t>
+              <w:t xml:space="preserve">Etwa 10 Minuten für die Einrichtung, danach rund 2 Minuten pro Tag.</w:t>
             </w:r>
           </w:p>
         </w:tc>
@@ -737,14 +749,14 @@
           <w:sz w:val="22"/>
           <w:szCs w:val="22"/>
         </w:rPr>
-        <w:t xml:space="preserve">Schritt 6:</w:t>
-      </w:r>
-      <w:r>
-        <w:rPr>
-          <w:sz w:val="22"/>
-          <w:szCs w:val="22"/>
-        </w:rPr>
-        <w:t xml:space="preserve"> deinen Soll-Plan eintragen</w:t>
+        <w:t xml:space="preserve">Schritt 6–7:</w:t>
+      </w:r>
+      <w:r>
+        <w:rPr>
+          <w:sz w:val="22"/>
+          <w:szCs w:val="22"/>
+        </w:rPr>
+        <w:t xml:space="preserve"> Soll-Plan eintragen, dann täglich die Ist-Dosis</w:t>
       </w:r>
     </w:p>
     <w:p>
@@ -763,14 +775,14 @@
           <w:sz w:val="22"/>
           <w:szCs w:val="22"/>
         </w:rPr>
-        <w:t xml:space="preserve">Schritt 7:</w:t>
-      </w:r>
-      <w:r>
-        <w:rPr>
-          <w:sz w:val="22"/>
-          <w:szCs w:val="22"/>
-        </w:rPr>
-        <w:t xml:space="preserve"> ab jetzt täglich eintragen – das ist der eigentliche Teil</w:t>
+        <w:t xml:space="preserve">Schritt 8:</w:t>
+      </w:r>
+      <w:r>
+        <w:rPr>
+          <w:sz w:val="22"/>
+          <w:szCs w:val="22"/>
+        </w:rPr>
+        <w:t xml:space="preserve"> Substitution – Polamidon und Substitol</w:t>
       </w:r>
     </w:p>
     <w:p>
@@ -789,14 +801,40 @@
           <w:sz w:val="22"/>
           <w:szCs w:val="22"/>
         </w:rPr>
-        <w:t xml:space="preserve">Schritt 8–11:</w:t>
-      </w:r>
-      <w:r>
-        <w:rPr>
-          <w:sz w:val="22"/>
-          <w:szCs w:val="22"/>
-        </w:rPr>
-        <w:t xml:space="preserve"> Verlauf lesen, Erfolge festhalten, sichern, aufs Handy legen</w:t>
+        <w:t xml:space="preserve">Schritt 9:</w:t>
+      </w:r>
+      <w:r>
+        <w:rPr>
+          <w:sz w:val="22"/>
+          <w:szCs w:val="22"/>
+        </w:rPr>
+        <w:t xml:space="preserve"> Rückfälle festhalten, wenn es dazu kommt</w:t>
+      </w:r>
+    </w:p>
+    <w:p>
+      <w:pPr>
+        <w:pStyle w:val="ListParagraph"/>
+        <w:numPr>
+          <w:ilvl w:val="0"/>
+          <w:numId w:val="2"/>
+        </w:numPr>
+        <w:spacing w:after="80" w:line="300"/>
+      </w:pPr>
+      <w:r>
+        <w:rPr>
+          <w:b/>
+          <w:bCs/>
+          <w:sz w:val="22"/>
+          <w:szCs w:val="22"/>
+        </w:rPr>
+        <w:t xml:space="preserve">Schritt 10–13:</w:t>
+      </w:r>
+      <w:r>
+        <w:rPr>
+          <w:sz w:val="22"/>
+          <w:szCs w:val="22"/>
+        </w:rPr>
+        <w:t xml:space="preserve"> Verlauf lesen, Erfolge, sichern, aufs Handy legen</w:t>
       </w:r>
     </w:p>
     <w:p>
@@ -2913,7 +2951,7 @@
           <w:sz w:val="32"/>
           <w:szCs w:val="32"/>
         </w:rPr>
-        <w:t xml:space="preserve">Schritt 8: Den Verlauf lesen</w:t>
+        <w:t xml:space="preserve">Schritt 8: Substitution – Polamidon und Substitol</w:t>
       </w:r>
     </w:p>
     <w:p>
@@ -2925,7 +2963,7 @@
           <w:sz w:val="22"/>
           <w:szCs w:val="22"/>
         </w:rPr>
-        <w:t xml:space="preserve">Unter </w:t>
+        <w:t xml:space="preserve">Der Reiter </w:t>
       </w:r>
       <w:r>
         <w:rPr>
@@ -2934,380 +2972,14 @@
           <w:sz w:val="22"/>
           <w:szCs w:val="22"/>
         </w:rPr>
-        <w:t xml:space="preserve">Verlauf</w:t>
-      </w:r>
-      <w:r>
-        <w:rPr>
-          <w:sz w:val="22"/>
-          <w:szCs w:val="22"/>
-        </w:rPr>
-        <w:t xml:space="preserve"> läuft genau das, worum es dir ging: beide Werte nebeneinander über die Zeit.</w:t>
-      </w:r>
-    </w:p>
-    <w:p>
-      <w:pPr>
-        <w:pStyle w:val="ListParagraph"/>
-        <w:numPr>
-          <w:ilvl w:val="0"/>
-          <w:numId w:val="2"/>
-        </w:numPr>
-        <w:spacing w:after="80" w:line="300"/>
-      </w:pPr>
-      <w:r>
-        <w:rPr>
-          <w:b/>
-          <w:bCs/>
-          <w:sz w:val="22"/>
-          <w:szCs w:val="22"/>
-        </w:rPr>
-        <w:t xml:space="preserve">Gestrichelte violette Linie:</w:t>
-      </w:r>
-      <w:r>
-        <w:rPr>
-          <w:sz w:val="22"/>
-          <w:szCs w:val="22"/>
-        </w:rPr>
-        <w:t xml:space="preserve"> dein Soll – der Plan</w:t>
-      </w:r>
-    </w:p>
-    <w:p>
-      <w:pPr>
-        <w:pStyle w:val="ListParagraph"/>
-        <w:numPr>
-          <w:ilvl w:val="0"/>
-          <w:numId w:val="2"/>
-        </w:numPr>
-        <w:spacing w:after="80" w:line="300"/>
-      </w:pPr>
-      <w:r>
-        <w:rPr>
-          <w:b/>
-          <w:bCs/>
-          <w:sz w:val="22"/>
-          <w:szCs w:val="22"/>
-        </w:rPr>
-        <w:t xml:space="preserve">Durchgezogene grüne Linie mit Punkten:</w:t>
-      </w:r>
-      <w:r>
-        <w:rPr>
-          <w:sz w:val="22"/>
-          <w:szCs w:val="22"/>
-        </w:rPr>
-        <w:t xml:space="preserve"> dein Ist – was wirklich war</w:t>
-      </w:r>
-    </w:p>
-    <w:p>
-      <w:pPr>
-        <w:pStyle w:val="ListParagraph"/>
-        <w:numPr>
-          <w:ilvl w:val="0"/>
-          <w:numId w:val="2"/>
-        </w:numPr>
-        <w:spacing w:after="80" w:line="300"/>
-      </w:pPr>
-      <w:r>
-        <w:rPr>
-          <w:sz w:val="22"/>
-          <w:szCs w:val="22"/>
-        </w:rPr>
-        <w:t xml:space="preserve">Der Abstand zwischen den Linien ist die Diskrepanz. Je näher sie beieinander laufen, desto näher bist du an deinem Plan.</w:t>
-      </w:r>
-    </w:p>
-    <w:p>
-      <w:pPr>
-        <w:spacing w:after="120" w:line="300"/>
-      </w:pPr>
-      <w:r>
-        <w:rPr>
-          <w:sz w:val="22"/>
-          <w:szCs w:val="22"/>
-        </w:rPr>
-        <w:t xml:space="preserve">Umschalten kannst du zwischen 30, 60, 90 und 180 Tagen. Darunter stehen dein Befinden im Schnitt und die Symptome, die dich in diesem Zeitraum am häufigsten begleitet haben. „Alle Tage im Detail“ klappt die vollständige Tabelle auf.</w:t>
-      </w:r>
-    </w:p>
-    <w:p>
-      <w:pPr>
-        <w:spacing w:after="100"/>
-      </w:pPr>
-    </w:p>
-    <w:p>
-      <w:pPr>
-        <w:pStyle w:val="Heading2"/>
-        <w:spacing w:after="140" w:before="320"/>
-      </w:pPr>
-      <w:r>
-        <w:rPr>
-          <w:b/>
-          <w:bCs/>
-          <w:color w:val="1F9D76"/>
-          <w:sz w:val="26"/>
-          <w:szCs w:val="26"/>
-        </w:rPr>
-        <w:t xml:space="preserve">Für den Arzttermin</w:t>
-      </w:r>
-    </w:p>
-    <w:p>
-      <w:pPr>
-        <w:spacing w:after="120" w:line="300"/>
-      </w:pPr>
-      <w:r>
-        <w:rPr>
-          <w:sz w:val="22"/>
-          <w:szCs w:val="22"/>
-        </w:rPr>
-        <w:t xml:space="preserve">Oben rechts im Verlauf steht der Knopf </w:t>
-      </w:r>
-      <w:r>
-        <w:rPr>
-          <w:b/>
-          <w:bCs/>
-          <w:sz w:val="22"/>
-          <w:szCs w:val="22"/>
-        </w:rPr>
-        <w:t xml:space="preserve">„Für den Arzttermin (CSV)“</w:t>
-      </w:r>
-      <w:r>
-        <w:rPr>
-          <w:sz w:val="22"/>
-          <w:szCs w:val="22"/>
-        </w:rPr>
-        <w:t xml:space="preserve">. Der lädt dir eine Datei herunter mit Datum, Soll, Ist, Abweichung, Befinden, Symptomen und Notiz – Tag für Tag.</w:t>
-      </w:r>
-    </w:p>
-    <w:p>
-      <w:pPr>
-        <w:spacing w:after="120" w:line="300"/>
-      </w:pPr>
-      <w:r>
-        <w:rPr>
-          <w:sz w:val="22"/>
-          <w:szCs w:val="22"/>
-        </w:rPr>
-        <w:t xml:space="preserve">Die Datei öffnet sich in Excel oder LibreOffice und lässt sich ausdrucken. Erfahrungsgemäß ist das in einem Arztgespräch mehr wert als jede Erinnerung aus dem Kopf: Du legst Zahlen auf den Tisch statt „ich glaube, es war meistens okay“.</w:t>
-      </w:r>
-    </w:p>
-    <w:p>
-      <w:pPr>
-        <w:pStyle w:val="Heading1"/>
-        <w:spacing w:after="180" w:before="400"/>
-      </w:pPr>
-      <w:r>
-        <w:rPr>
-          <w:b/>
-          <w:bCs/>
-          <w:color w:val="22312B"/>
-          <w:sz w:val="32"/>
-          <w:szCs w:val="32"/>
-        </w:rPr>
-        <w:t xml:space="preserve">Schritt 9: Erfolge – woran du dich erinnern willst</w:t>
-      </w:r>
-    </w:p>
-    <w:p>
-      <w:pPr>
-        <w:spacing w:after="120" w:line="300"/>
-      </w:pPr>
-      <w:r>
-        <w:rPr>
-          <w:sz w:val="22"/>
-          <w:szCs w:val="22"/>
-        </w:rPr>
-        <w:t xml:space="preserve">Unter </w:t>
-      </w:r>
-      <w:r>
-        <w:rPr>
-          <w:b/>
-          <w:bCs/>
-          <w:sz w:val="22"/>
-          <w:szCs w:val="22"/>
-        </w:rPr>
-        <w:t xml:space="preserve">Erfolge</w:t>
-      </w:r>
-      <w:r>
-        <w:rPr>
-          <w:sz w:val="22"/>
-          <w:szCs w:val="22"/>
-        </w:rPr>
-        <w:t xml:space="preserve"> kannst du Sätze festhalten, die du an schweren Tagen wieder lesen willst. Nicht als Deko – das ist ein ernst gemeintes Werkzeug.</w:t>
-      </w:r>
-    </w:p>
-    <w:p>
-      <w:pPr>
-        <w:spacing w:after="120" w:line="300"/>
-      </w:pPr>
-      <w:r>
-        <w:rPr>
-          <w:sz w:val="22"/>
-          <w:szCs w:val="22"/>
-        </w:rPr>
-        <w:t xml:space="preserve">Was sich bewährt hat, dort hineinzuschreiben:</w:t>
-      </w:r>
-    </w:p>
-    <w:p>
-      <w:pPr>
-        <w:pStyle w:val="ListParagraph"/>
-        <w:numPr>
-          <w:ilvl w:val="0"/>
-          <w:numId w:val="2"/>
-        </w:numPr>
-        <w:spacing w:after="80" w:line="300"/>
-      </w:pPr>
-      <w:r>
-        <w:rPr>
-          <w:sz w:val="22"/>
-          <w:szCs w:val="22"/>
-        </w:rPr>
-        <w:t xml:space="preserve">„Heute zum ersten Mal 400 geschafft.“</w:t>
-      </w:r>
-    </w:p>
-    <w:p>
-      <w:pPr>
-        <w:pStyle w:val="ListParagraph"/>
-        <w:numPr>
-          <w:ilvl w:val="0"/>
-          <w:numId w:val="2"/>
-        </w:numPr>
-        <w:spacing w:after="80" w:line="300"/>
-      </w:pPr>
-      <w:r>
-        <w:rPr>
-          <w:sz w:val="22"/>
-          <w:szCs w:val="22"/>
-        </w:rPr>
-        <w:t xml:space="preserve">„Die schlimme Woche Mitte November ist vorbei – sie ging vorbei.“</w:t>
-      </w:r>
-    </w:p>
-    <w:p>
-      <w:pPr>
-        <w:pStyle w:val="ListParagraph"/>
-        <w:numPr>
-          <w:ilvl w:val="0"/>
-          <w:numId w:val="2"/>
-        </w:numPr>
-        <w:spacing w:after="80" w:line="300"/>
-      </w:pPr>
-      <w:r>
-        <w:rPr>
-          <w:sz w:val="22"/>
-          <w:szCs w:val="22"/>
-        </w:rPr>
-        <w:t xml:space="preserve">„Spazierengehen hilft mir abends wirklich.“</w:t>
-      </w:r>
-    </w:p>
-    <w:p>
-      <w:pPr>
-        <w:pStyle w:val="ListParagraph"/>
-        <w:numPr>
-          <w:ilvl w:val="0"/>
-          <w:numId w:val="2"/>
-        </w:numPr>
-        <w:spacing w:after="80" w:line="300"/>
-      </w:pPr>
-      <w:r>
-        <w:rPr>
-          <w:sz w:val="22"/>
-          <w:szCs w:val="22"/>
-        </w:rPr>
-        <w:t xml:space="preserve">„Warum ich das mache: …“ – dein eigener Grund, in deinen Worten.</w:t>
-      </w:r>
-    </w:p>
-    <w:p>
-      <w:pPr>
-        <w:spacing w:after="120" w:line="300"/>
-      </w:pPr>
-      <w:r>
-        <w:rPr>
-          <w:sz w:val="22"/>
-          <w:szCs w:val="22"/>
-        </w:rPr>
-        <w:t xml:space="preserve">Eintippen, auf „Festhalten“ – fertig. Die letzten Einträge erscheinen auch auf der Startseite. An einem Tag, an dem nichts geht, ist das manchmal das Einzige, was man noch liest.</w:t>
-      </w:r>
-    </w:p>
-    <w:p>
-      <w:pPr>
-        <w:pStyle w:val="Heading1"/>
-        <w:spacing w:after="180" w:before="400"/>
-      </w:pPr>
-      <w:r>
-        <w:rPr>
-          <w:b/>
-          <w:bCs/>
-          <w:color w:val="22312B"/>
-          <w:sz w:val="32"/>
-          <w:szCs w:val="32"/>
-        </w:rPr>
-        <w:t xml:space="preserve">Schritt 10: Sicherung prüfen</w:t>
-      </w:r>
-    </w:p>
-    <w:p>
-      <w:pPr>
-        <w:spacing w:after="120" w:line="300"/>
-      </w:pPr>
-      <w:r>
-        <w:rPr>
-          <w:sz w:val="22"/>
-          <w:szCs w:val="22"/>
-        </w:rPr>
-        <w:t xml:space="preserve">Die nächtliche Sicherung (3:45 Uhr, 60 Tage Aufbewahrung) hat das Setup-Skript schon eingerichtet. Einmal kurz kontrollieren:</w:t>
-      </w:r>
-    </w:p>
-    <w:p>
-      <w:pPr>
-        <w:shd w:fill="F2F7F5" w:val="clear"/>
-        <w:spacing w:after="0" w:before="100"/>
-        <w:ind w:left="240"/>
-      </w:pPr>
-      <w:r>
-        <w:rPr>
-          <w:rFonts w:ascii="Consolas" w:cs="Consolas" w:eastAsia="Consolas" w:hAnsi="Consolas"/>
-          <w:color w:val="123A2D"/>
-          <w:sz w:val="20"/>
-          <w:szCs w:val="20"/>
-        </w:rPr>
-        <w:t xml:space="preserve">sudo crontab -l | grep dosisplaner</w:t>
-      </w:r>
-    </w:p>
-    <w:p>
-      <w:pPr>
-        <w:shd w:fill="F2F7F5" w:val="clear"/>
-        <w:spacing w:after="0" w:before="0"/>
-        <w:ind w:left="240"/>
-      </w:pPr>
-      <w:r>
-        <w:rPr>
-          <w:rFonts w:ascii="Consolas" w:cs="Consolas" w:eastAsia="Consolas" w:hAnsi="Consolas"/>
-          <w:color w:val="123A2D"/>
-          <w:sz w:val="20"/>
-          <w:szCs w:val="20"/>
-        </w:rPr>
-        <w:t xml:space="preserve">sudo /opt/dosisplaner/sicherung.sh</w:t>
-      </w:r>
-    </w:p>
-    <w:p>
-      <w:pPr>
-        <w:shd w:fill="F2F7F5" w:val="clear"/>
-        <w:spacing w:after="180" w:before="0"/>
-        <w:ind w:left="240"/>
-      </w:pPr>
-      <w:r>
-        <w:rPr>
-          <w:rFonts w:ascii="Consolas" w:cs="Consolas" w:eastAsia="Consolas" w:hAnsi="Consolas"/>
-          <w:color w:val="123A2D"/>
-          <w:sz w:val="20"/>
-          <w:szCs w:val="20"/>
-        </w:rPr>
-        <w:t xml:space="preserve">ls -lh /opt/dosisplaner/sicherungen</w:t>
-      </w:r>
-    </w:p>
-    <w:p>
-      <w:pPr>
-        <w:spacing w:after="120" w:line="300"/>
-      </w:pPr>
-      <w:r>
-        <w:rPr>
-          <w:sz w:val="22"/>
-          <w:szCs w:val="22"/>
-        </w:rPr>
-        <w:t xml:space="preserve">Die erste Zeile muss den Eintrag zeigen, die letzte eine .db.gz-Datei mit dem heutigen Datum.</w:t>
+        <w:t xml:space="preserve">Substitution</w:t>
+      </w:r>
+      <w:r>
+        <w:rPr>
+          <w:sz w:val="22"/>
+          <w:szCs w:val="22"/>
+        </w:rPr>
+        <w:t xml:space="preserve"> funktioniert wie „Mein Plan“ und „Heute“ zusammen, nur für deine Substitution – und für beide Mittel getrennt untereinander.</w:t>
       </w:r>
     </w:p>
     <w:tbl>
@@ -3330,6 +3002,663 @@
           <w:tcPr>
             <w:tcW w:type="dxa" w:w="9026"/>
             <w:tcBorders>
+              <w:top w:val="single" w:color="FDF3E7" w:sz="2"/>
+              <w:left w:val="single" w:color="D98324" w:sz="24"/>
+              <w:bottom w:val="single" w:color="FDF3E7" w:sz="2"/>
+              <w:right w:val="single" w:color="FDF3E7" w:sz="2"/>
+            </w:tcBorders>
+            <w:shd w:fill="FDF3E7" w:val="clear"/>
+            <w:tcMar>
+              <w:top w:type="dxa" w:w="160"/>
+              <w:left w:type="dxa" w:w="220"/>
+              <w:bottom w:type="dxa" w:w="160"/>
+              <w:right w:type="dxa" w:w="220"/>
+            </w:tcMar>
+          </w:tcPr>
+          <w:p>
+            <w:pPr>
+              <w:spacing w:after="100" w:line="300"/>
+            </w:pPr>
+            <w:r>
+              <w:rPr>
+                <w:sz w:val="22"/>
+                <w:szCs w:val="22"/>
+              </w:rPr>
+              <w:t xml:space="preserve">Dosis und Vergabeform legt deine Substitutionsärztin bzw. dein Substitutionsarzt fest. Die Seite rechnet auch hier nichts aus und schlägt nichts vor. Ändere nie eigenmächtig etwas an der Dosis – auch nicht „nur einmal“.</w:t>
+            </w:r>
+          </w:p>
+          <w:p>
+            <w:pPr>
+              <w:spacing w:after="0" w:line="300"/>
+            </w:pPr>
+            <w:r>
+              <w:rPr>
+                <w:sz w:val="22"/>
+                <w:szCs w:val="22"/>
+              </w:rPr>
+              <w:t xml:space="preserve">Das Gefährlichste in der Substitution ist nicht die Dosis selbst, sondern die Kombination: zusammen mit Benzodiazepinen, Alkohol oder auch Pregabalin kann die Atmung aussetzen. Take-home-Dosen gehören verschlossen und außer Reichweite anderer.</w:t>
+            </w:r>
+          </w:p>
+        </w:tc>
+      </w:tr>
+    </w:tbl>
+    <w:p>
+      <w:pPr>
+        <w:pStyle w:val="Heading2"/>
+        <w:spacing w:after="140" w:before="320"/>
+      </w:pPr>
+      <w:r>
+        <w:rPr>
+          <w:b/>
+          <w:bCs/>
+          <w:color w:val="1F9D76"/>
+          <w:sz w:val="26"/>
+          <w:szCs w:val="26"/>
+        </w:rPr>
+        <w:t xml:space="preserve">Einmal einrichten: die Verordnung</w:t>
+      </w:r>
+    </w:p>
+    <w:p>
+      <w:pPr>
+        <w:spacing w:after="120" w:line="300"/>
+      </w:pPr>
+      <w:r>
+        <w:rPr>
+          <w:sz w:val="22"/>
+          <w:szCs w:val="22"/>
+        </w:rPr>
+        <w:t xml:space="preserve">Pro Mittel klappst du „Verordnung“ auf und trägst ein, was in der Praxis vereinbart ist – von wann bis wann, welche Tagesdosis. Beispiel für die Form:</w:t>
+      </w:r>
+    </w:p>
+    <w:tbl>
+      <w:tblPr>
+        <w:tblW w:type="dxa" w:w="9026"/>
+        <w:tblBorders>
+          <w:top w:val="single" w:color="CFE3DA" w:sz="2"/>
+          <w:left w:val="single" w:color="CFE3DA" w:sz="2"/>
+          <w:bottom w:val="single" w:color="CFE3DA" w:sz="2"/>
+          <w:right w:val="single" w:color="CFE3DA" w:sz="2"/>
+          <w:insideH w:val="single" w:color="CFE3DA" w:sz="2"/>
+          <w:insideV w:val="single" w:color="CFE3DA" w:sz="2"/>
+        </w:tblBorders>
+      </w:tblPr>
+      <w:tblGrid>
+        <w:gridCol w:w="1444"/>
+        <w:gridCol w:w="1534"/>
+        <w:gridCol w:w="1534"/>
+        <w:gridCol w:w="1625"/>
+        <w:gridCol w:w="2889"/>
+      </w:tblGrid>
+      <w:tr>
+        <w:trPr>
+          <w:tblHeader/>
+        </w:trPr>
+        <w:tc>
+          <w:tcPr>
+            <w:tcW w:type="dxa" w:w="1444"/>
+            <w:shd w:fill="1F9D76" w:val="clear"/>
+            <w:tcMar>
+              <w:top w:type="dxa" w:w="90"/>
+              <w:left w:type="dxa" w:w="140"/>
+              <w:bottom w:type="dxa" w:w="90"/>
+              <w:right w:type="dxa" w:w="140"/>
+            </w:tcMar>
+          </w:tcPr>
+          <w:p>
+            <w:pPr>
+              <w:spacing w:after="0" w:line="280"/>
+            </w:pPr>
+            <w:r>
+              <w:rPr>
+                <w:b/>
+                <w:bCs/>
+                <w:color w:val="FFFFFF"/>
+                <w:sz w:val="20"/>
+                <w:szCs w:val="20"/>
+              </w:rPr>
+              <w:t xml:space="preserve">Mittel</w:t>
+            </w:r>
+          </w:p>
+        </w:tc>
+        <w:tc>
+          <w:tcPr>
+            <w:tcW w:type="dxa" w:w="1534"/>
+            <w:shd w:fill="1F9D76" w:val="clear"/>
+            <w:tcMar>
+              <w:top w:type="dxa" w:w="90"/>
+              <w:left w:type="dxa" w:w="140"/>
+              <w:bottom w:type="dxa" w:w="90"/>
+              <w:right w:type="dxa" w:w="140"/>
+            </w:tcMar>
+          </w:tcPr>
+          <w:p>
+            <w:pPr>
+              <w:spacing w:after="0" w:line="280"/>
+            </w:pPr>
+            <w:r>
+              <w:rPr>
+                <w:b/>
+                <w:bCs/>
+                <w:color w:val="FFFFFF"/>
+                <w:sz w:val="20"/>
+                <w:szCs w:val="20"/>
+              </w:rPr>
+              <w:t xml:space="preserve">Von</w:t>
+            </w:r>
+          </w:p>
+        </w:tc>
+        <w:tc>
+          <w:tcPr>
+            <w:tcW w:type="dxa" w:w="1534"/>
+            <w:shd w:fill="1F9D76" w:val="clear"/>
+            <w:tcMar>
+              <w:top w:type="dxa" w:w="90"/>
+              <w:left w:type="dxa" w:w="140"/>
+              <w:bottom w:type="dxa" w:w="90"/>
+              <w:right w:type="dxa" w:w="140"/>
+            </w:tcMar>
+          </w:tcPr>
+          <w:p>
+            <w:pPr>
+              <w:spacing w:after="0" w:line="280"/>
+            </w:pPr>
+            <w:r>
+              <w:rPr>
+                <w:b/>
+                <w:bCs/>
+                <w:color w:val="FFFFFF"/>
+                <w:sz w:val="20"/>
+                <w:szCs w:val="20"/>
+              </w:rPr>
+              <w:t xml:space="preserve">Bis</w:t>
+            </w:r>
+          </w:p>
+        </w:tc>
+        <w:tc>
+          <w:tcPr>
+            <w:tcW w:type="dxa" w:w="1625"/>
+            <w:shd w:fill="1F9D76" w:val="clear"/>
+            <w:tcMar>
+              <w:top w:type="dxa" w:w="90"/>
+              <w:left w:type="dxa" w:w="140"/>
+              <w:bottom w:type="dxa" w:w="90"/>
+              <w:right w:type="dxa" w:w="140"/>
+            </w:tcMar>
+          </w:tcPr>
+          <w:p>
+            <w:pPr>
+              <w:spacing w:after="0" w:line="280"/>
+            </w:pPr>
+            <w:r>
+              <w:rPr>
+                <w:b/>
+                <w:bCs/>
+                <w:color w:val="FFFFFF"/>
+                <w:sz w:val="20"/>
+                <w:szCs w:val="20"/>
+              </w:rPr>
+              <w:t xml:space="preserve">Dosis/Tag</w:t>
+            </w:r>
+          </w:p>
+        </w:tc>
+        <w:tc>
+          <w:tcPr>
+            <w:tcW w:type="dxa" w:w="2889"/>
+            <w:shd w:fill="1F9D76" w:val="clear"/>
+            <w:tcMar>
+              <w:top w:type="dxa" w:w="90"/>
+              <w:left w:type="dxa" w:w="140"/>
+              <w:bottom w:type="dxa" w:w="90"/>
+              <w:right w:type="dxa" w:w="140"/>
+            </w:tcMar>
+          </w:tcPr>
+          <w:p>
+            <w:pPr>
+              <w:spacing w:after="0" w:line="280"/>
+            </w:pPr>
+            <w:r>
+              <w:rPr>
+                <w:b/>
+                <w:bCs/>
+                <w:color w:val="FFFFFF"/>
+                <w:sz w:val="20"/>
+                <w:szCs w:val="20"/>
+              </w:rPr>
+              <w:t xml:space="preserve">Notiz</w:t>
+            </w:r>
+          </w:p>
+        </w:tc>
+      </w:tr>
+      <w:tr>
+        <w:tc>
+          <w:tcPr>
+            <w:tcW w:type="dxa" w:w="1444"/>
+            <w:shd w:fill="FFFFFF" w:val="clear"/>
+            <w:tcMar>
+              <w:top w:type="dxa" w:w="90"/>
+              <w:left w:type="dxa" w:w="140"/>
+              <w:bottom w:type="dxa" w:w="90"/>
+              <w:right w:type="dxa" w:w="140"/>
+            </w:tcMar>
+          </w:tcPr>
+          <w:p>
+            <w:pPr>
+              <w:spacing w:after="0" w:line="280"/>
+            </w:pPr>
+            <w:r>
+              <w:rPr>
+                <w:b w:val="false"/>
+                <w:bCs w:val="false"/>
+                <w:color w:val="22312B"/>
+                <w:sz w:val="20"/>
+                <w:szCs w:val="20"/>
+              </w:rPr>
+              <w:t xml:space="preserve">Polamidon</w:t>
+            </w:r>
+          </w:p>
+        </w:tc>
+        <w:tc>
+          <w:tcPr>
+            <w:tcW w:type="dxa" w:w="1534"/>
+            <w:shd w:fill="FFFFFF" w:val="clear"/>
+            <w:tcMar>
+              <w:top w:type="dxa" w:w="90"/>
+              <w:left w:type="dxa" w:w="140"/>
+              <w:bottom w:type="dxa" w:w="90"/>
+              <w:right w:type="dxa" w:w="140"/>
+            </w:tcMar>
+          </w:tcPr>
+          <w:p>
+            <w:pPr>
+              <w:spacing w:after="0" w:line="280"/>
+            </w:pPr>
+            <w:r>
+              <w:rPr>
+                <w:b w:val="false"/>
+                <w:bCs w:val="false"/>
+                <w:color w:val="22312B"/>
+                <w:sz w:val="20"/>
+                <w:szCs w:val="20"/>
+              </w:rPr>
+              <w:t xml:space="preserve">01.11.2026</w:t>
+            </w:r>
+          </w:p>
+        </w:tc>
+        <w:tc>
+          <w:tcPr>
+            <w:tcW w:type="dxa" w:w="1534"/>
+            <w:shd w:fill="FFFFFF" w:val="clear"/>
+            <w:tcMar>
+              <w:top w:type="dxa" w:w="90"/>
+              <w:left w:type="dxa" w:w="140"/>
+              <w:bottom w:type="dxa" w:w="90"/>
+              <w:right w:type="dxa" w:w="140"/>
+            </w:tcMar>
+          </w:tcPr>
+          <w:p>
+            <w:pPr>
+              <w:spacing w:after="0" w:line="280"/>
+            </w:pPr>
+            <w:r>
+              <w:rPr>
+                <w:b w:val="false"/>
+                <w:bCs w:val="false"/>
+                <w:color w:val="22312B"/>
+                <w:sz w:val="20"/>
+                <w:szCs w:val="20"/>
+              </w:rPr>
+              <w:t xml:space="preserve">30.11.2026</w:t>
+            </w:r>
+          </w:p>
+        </w:tc>
+        <w:tc>
+          <w:tcPr>
+            <w:tcW w:type="dxa" w:w="1625"/>
+            <w:shd w:fill="FFFFFF" w:val="clear"/>
+            <w:tcMar>
+              <w:top w:type="dxa" w:w="90"/>
+              <w:left w:type="dxa" w:w="140"/>
+              <w:bottom w:type="dxa" w:w="90"/>
+              <w:right w:type="dxa" w:w="140"/>
+            </w:tcMar>
+          </w:tcPr>
+          <w:p>
+            <w:pPr>
+              <w:spacing w:after="0" w:line="280"/>
+            </w:pPr>
+            <w:r>
+              <w:rPr>
+                <w:b w:val="false"/>
+                <w:bCs w:val="false"/>
+                <w:color w:val="22312B"/>
+                <w:sz w:val="20"/>
+                <w:szCs w:val="20"/>
+              </w:rPr>
+              <w:t xml:space="preserve">8 mg</w:t>
+            </w:r>
+          </w:p>
+        </w:tc>
+        <w:tc>
+          <w:tcPr>
+            <w:tcW w:type="dxa" w:w="2889"/>
+            <w:shd w:fill="FFFFFF" w:val="clear"/>
+            <w:tcMar>
+              <w:top w:type="dxa" w:w="90"/>
+              <w:left w:type="dxa" w:w="140"/>
+              <w:bottom w:type="dxa" w:w="90"/>
+              <w:right w:type="dxa" w:w="140"/>
+            </w:tcMar>
+          </w:tcPr>
+          <w:p>
+            <w:pPr>
+              <w:spacing w:after="0" w:line="280"/>
+            </w:pPr>
+            <w:r>
+              <w:rPr>
+                <w:b w:val="false"/>
+                <w:bCs w:val="false"/>
+                <w:color w:val="22312B"/>
+                <w:sz w:val="20"/>
+                <w:szCs w:val="20"/>
+              </w:rPr>
+              <w:t xml:space="preserve">Praxis Dr. …, Sicht werktags</w:t>
+            </w:r>
+          </w:p>
+        </w:tc>
+      </w:tr>
+      <w:tr>
+        <w:tc>
+          <w:tcPr>
+            <w:tcW w:type="dxa" w:w="1444"/>
+            <w:shd w:fill="FFFFFF" w:val="clear"/>
+            <w:tcMar>
+              <w:top w:type="dxa" w:w="90"/>
+              <w:left w:type="dxa" w:w="140"/>
+              <w:bottom w:type="dxa" w:w="90"/>
+              <w:right w:type="dxa" w:w="140"/>
+            </w:tcMar>
+          </w:tcPr>
+          <w:p>
+            <w:pPr>
+              <w:spacing w:after="0" w:line="280"/>
+            </w:pPr>
+            <w:r>
+              <w:rPr>
+                <w:b w:val="false"/>
+                <w:bCs w:val="false"/>
+                <w:color w:val="22312B"/>
+                <w:sz w:val="20"/>
+                <w:szCs w:val="20"/>
+              </w:rPr>
+              <w:t xml:space="preserve">Substitol</w:t>
+            </w:r>
+          </w:p>
+        </w:tc>
+        <w:tc>
+          <w:tcPr>
+            <w:tcW w:type="dxa" w:w="1534"/>
+            <w:shd w:fill="FFFFFF" w:val="clear"/>
+            <w:tcMar>
+              <w:top w:type="dxa" w:w="90"/>
+              <w:left w:type="dxa" w:w="140"/>
+              <w:bottom w:type="dxa" w:w="90"/>
+              <w:right w:type="dxa" w:w="140"/>
+            </w:tcMar>
+          </w:tcPr>
+          <w:p>
+            <w:pPr>
+              <w:spacing w:after="0" w:line="280"/>
+            </w:pPr>
+            <w:r>
+              <w:rPr>
+                <w:b w:val="false"/>
+                <w:bCs w:val="false"/>
+                <w:color w:val="22312B"/>
+                <w:sz w:val="20"/>
+                <w:szCs w:val="20"/>
+              </w:rPr>
+              <w:t xml:space="preserve">01.11.2026</w:t>
+            </w:r>
+          </w:p>
+        </w:tc>
+        <w:tc>
+          <w:tcPr>
+            <w:tcW w:type="dxa" w:w="1534"/>
+            <w:shd w:fill="FFFFFF" w:val="clear"/>
+            <w:tcMar>
+              <w:top w:type="dxa" w:w="90"/>
+              <w:left w:type="dxa" w:w="140"/>
+              <w:bottom w:type="dxa" w:w="90"/>
+              <w:right w:type="dxa" w:w="140"/>
+            </w:tcMar>
+          </w:tcPr>
+          <w:p>
+            <w:pPr>
+              <w:spacing w:after="0" w:line="280"/>
+            </w:pPr>
+            <w:r>
+              <w:rPr>
+                <w:b w:val="false"/>
+                <w:bCs w:val="false"/>
+                <w:color w:val="22312B"/>
+                <w:sz w:val="20"/>
+                <w:szCs w:val="20"/>
+              </w:rPr>
+              <w:t xml:space="preserve">30.11.2026</w:t>
+            </w:r>
+          </w:p>
+        </w:tc>
+        <w:tc>
+          <w:tcPr>
+            <w:tcW w:type="dxa" w:w="1625"/>
+            <w:shd w:fill="FFFFFF" w:val="clear"/>
+            <w:tcMar>
+              <w:top w:type="dxa" w:w="90"/>
+              <w:left w:type="dxa" w:w="140"/>
+              <w:bottom w:type="dxa" w:w="90"/>
+              <w:right w:type="dxa" w:w="140"/>
+            </w:tcMar>
+          </w:tcPr>
+          <w:p>
+            <w:pPr>
+              <w:spacing w:after="0" w:line="280"/>
+            </w:pPr>
+            <w:r>
+              <w:rPr>
+                <w:b w:val="false"/>
+                <w:bCs w:val="false"/>
+                <w:color w:val="22312B"/>
+                <w:sz w:val="20"/>
+                <w:szCs w:val="20"/>
+              </w:rPr>
+              <w:t xml:space="preserve">400 mg</w:t>
+            </w:r>
+          </w:p>
+        </w:tc>
+        <w:tc>
+          <w:tcPr>
+            <w:tcW w:type="dxa" w:w="2889"/>
+            <w:shd w:fill="FFFFFF" w:val="clear"/>
+            <w:tcMar>
+              <w:top w:type="dxa" w:w="90"/>
+              <w:left w:type="dxa" w:w="140"/>
+              <w:bottom w:type="dxa" w:w="90"/>
+              <w:right w:type="dxa" w:w="140"/>
+            </w:tcMar>
+          </w:tcPr>
+          <w:p>
+            <w:pPr>
+              <w:spacing w:after="0" w:line="280"/>
+            </w:pPr>
+            <w:r>
+              <w:rPr>
+                <w:b w:val="false"/>
+                <w:bCs w:val="false"/>
+                <w:color w:val="22312B"/>
+                <w:sz w:val="20"/>
+                <w:szCs w:val="20"/>
+              </w:rPr>
+              <w:t xml:space="preserve">Take-home Sa/So</w:t>
+            </w:r>
+          </w:p>
+        </w:tc>
+      </w:tr>
+    </w:tbl>
+    <w:p>
+      <w:pPr>
+        <w:spacing w:after="180"/>
+      </w:pPr>
+    </w:p>
+    <w:p>
+      <w:pPr>
+        <w:spacing w:after="120" w:line="300"/>
+      </w:pPr>
+      <w:r>
+        <w:rPr>
+          <w:sz w:val="22"/>
+          <w:szCs w:val="22"/>
+        </w:rPr>
+        <w:t xml:space="preserve">Ändert die Praxis etwas, legst du einfach einen neuen Zeitraum an. Die alten bleiben stehen – so kannst du später nachlesen, seit wann was galt.</w:t>
+      </w:r>
+    </w:p>
+    <w:p>
+      <w:pPr>
+        <w:pStyle w:val="Heading2"/>
+        <w:spacing w:after="140" w:before="320"/>
+      </w:pPr>
+      <w:r>
+        <w:rPr>
+          <w:b/>
+          <w:bCs/>
+          <w:color w:val="1F9D76"/>
+          <w:sz w:val="26"/>
+          <w:szCs w:val="26"/>
+        </w:rPr>
+        <w:t xml:space="preserve">Täglich: was wirklich war</w:t>
+      </w:r>
+    </w:p>
+    <w:p>
+      <w:pPr>
+        <w:spacing w:after="120" w:line="300"/>
+      </w:pPr>
+      <w:r>
+        <w:rPr>
+          <w:sz w:val="22"/>
+          <w:szCs w:val="22"/>
+        </w:rPr>
+        <w:t xml:space="preserve">Oben bei jedem Mittel trägst du ein:</w:t>
+      </w:r>
+    </w:p>
+    <w:p>
+      <w:pPr>
+        <w:pStyle w:val="ListParagraph"/>
+        <w:numPr>
+          <w:ilvl w:val="0"/>
+          <w:numId w:val="2"/>
+        </w:numPr>
+        <w:spacing w:after="80" w:line="300"/>
+      </w:pPr>
+      <w:r>
+        <w:rPr>
+          <w:b/>
+          <w:bCs/>
+          <w:sz w:val="22"/>
+          <w:szCs w:val="22"/>
+        </w:rPr>
+        <w:t xml:space="preserve">Tatsächlich bekommen (mg)</w:t>
+      </w:r>
+      <w:r>
+        <w:rPr>
+          <w:sz w:val="22"/>
+          <w:szCs w:val="22"/>
+        </w:rPr>
+        <w:t xml:space="preserve"> – der Wert ist mit der Verordnung vorbelegt, du musst ihn meist nur bestätigen</w:t>
+      </w:r>
+    </w:p>
+    <w:p>
+      <w:pPr>
+        <w:pStyle w:val="ListParagraph"/>
+        <w:numPr>
+          <w:ilvl w:val="0"/>
+          <w:numId w:val="2"/>
+        </w:numPr>
+        <w:spacing w:after="80" w:line="300"/>
+      </w:pPr>
+      <w:r>
+        <w:rPr>
+          <w:b/>
+          <w:bCs/>
+          <w:sz w:val="22"/>
+          <w:szCs w:val="22"/>
+        </w:rPr>
+        <w:t xml:space="preserve">Vergabe</w:t>
+      </w:r>
+      <w:r>
+        <w:rPr>
+          <w:sz w:val="22"/>
+          <w:szCs w:val="22"/>
+        </w:rPr>
+        <w:t xml:space="preserve"> – Sichtvergabe, Take-home oder Ausgelassen</w:t>
+      </w:r>
+    </w:p>
+    <w:p>
+      <w:pPr>
+        <w:pStyle w:val="ListParagraph"/>
+        <w:numPr>
+          <w:ilvl w:val="0"/>
+          <w:numId w:val="2"/>
+        </w:numPr>
+        <w:spacing w:after="80" w:line="300"/>
+      </w:pPr>
+      <w:r>
+        <w:rPr>
+          <w:b/>
+          <w:bCs/>
+          <w:sz w:val="22"/>
+          <w:szCs w:val="22"/>
+        </w:rPr>
+        <w:t xml:space="preserve">Notiz</w:t>
+      </w:r>
+      <w:r>
+        <w:rPr>
+          <w:sz w:val="22"/>
+          <w:szCs w:val="22"/>
+        </w:rPr>
+        <w:t xml:space="preserve"> – z. B. „Praxis zu, Vertretung“ oder wie es dir damit ging</w:t>
+      </w:r>
+    </w:p>
+    <w:p>
+      <w:pPr>
+        <w:spacing w:after="120" w:line="300"/>
+      </w:pPr>
+      <w:r>
+        <w:rPr>
+          <w:sz w:val="22"/>
+          <w:szCs w:val="22"/>
+        </w:rPr>
+        <w:t xml:space="preserve">Auf der Startseite erscheint ein Hinweis, solange für heute noch ein Eintrag fehlt. Du musst also nicht daran denken.</w:t>
+      </w:r>
+    </w:p>
+    <w:tbl>
+      <w:tblPr>
+        <w:tblW w:type="dxa" w:w="9026"/>
+        <w:tblBorders>
+          <w:top w:val="single" w:color="auto" w:sz="4"/>
+          <w:left w:val="single" w:color="auto" w:sz="4"/>
+          <w:bottom w:val="single" w:color="auto" w:sz="4"/>
+          <w:right w:val="single" w:color="auto" w:sz="4"/>
+          <w:insideH w:val="single" w:color="auto" w:sz="4"/>
+          <w:insideV w:val="single" w:color="auto" w:sz="4"/>
+        </w:tblBorders>
+      </w:tblPr>
+      <w:tblGrid>
+        <w:gridCol w:w="9026"/>
+      </w:tblGrid>
+      <w:tr>
+        <w:tc>
+          <w:tcPr>
+            <w:tcW w:type="dxa" w:w="9026"/>
+            <w:tcBorders>
               <w:top w:val="single" w:color="EAF6F1" w:sz="2"/>
               <w:left w:val="single" w:color="1F9D76" w:sz="24"/>
               <w:bottom w:val="single" w:color="EAF6F1" w:sz="2"/>
@@ -3345,14 +3674,35 @@
           </w:tcPr>
           <w:p>
             <w:pPr>
-              <w:spacing w:after="0" w:line="300"/>
+              <w:spacing w:after="100" w:line="300"/>
             </w:pPr>
             <w:r>
               <w:rPr>
                 <w:sz w:val="22"/>
                 <w:szCs w:val="22"/>
               </w:rPr>
-              <w:t xml:space="preserve">Zusätzlich empfohlen: in der Hetzner-Konsole beim Server die Backups aktivieren (etwa 0,75 € im Monat). Das sichert den ganzen Server täglich und ist die einzige Absicherung, wenn der Server selbst ausfällt. Gilt für alle deine Projekte gemeinsam.</w:t>
+              <w:t xml:space="preserve">Trag gerade die Tage ein, an denen etwas nicht geklappt hat. In der Substitution zählt Verlässlichkeit – und die kann man zeigen. Wenn beim nächsten Termin die Frage nach Take-home oder nach einer Anpassung kommt, hast du keine Erinnerung, sondern eine Liste.</w:t>
+            </w:r>
+          </w:p>
+          <w:p>
+            <w:pPr>
+              <w:spacing w:after="0" w:line="300"/>
+            </w:pPr>
+            <w:r>
+              <w:rPr>
+                <w:b/>
+                <w:bCs/>
+                <w:sz w:val="22"/>
+                <w:szCs w:val="22"/>
+              </w:rPr>
+              <w:t xml:space="preserve">„Für den Termin (CSV)“ </w:t>
+            </w:r>
+            <w:r>
+              <w:rPr>
+                <w:sz w:val="22"/>
+                <w:szCs w:val="22"/>
+              </w:rPr>
+              <w:t xml:space="preserve">oben rechts gibt dir alles tagweise zum Ausdrucken.</w:t>
             </w:r>
           </w:p>
         </w:tc>
@@ -3371,7 +3721,1168 @@
           <w:sz w:val="32"/>
           <w:szCs w:val="32"/>
         </w:rPr>
-        <w:t xml:space="preserve">Schritt 11: Als App aufs Handy</w:t>
+        <w:t xml:space="preserve">Schritt 9: Rückfälle festhalten</w:t>
+      </w:r>
+    </w:p>
+    <w:p>
+      <w:pPr>
+        <w:spacing w:after="120" w:line="300"/>
+      </w:pPr>
+      <w:r>
+        <w:rPr>
+          <w:sz w:val="22"/>
+          <w:szCs w:val="22"/>
+        </w:rPr>
+        <w:t xml:space="preserve">Der Reiter </w:t>
+      </w:r>
+      <w:r>
+        <w:rPr>
+          <w:b/>
+          <w:bCs/>
+          <w:sz w:val="22"/>
+          <w:szCs w:val="22"/>
+        </w:rPr>
+        <w:t xml:space="preserve">Rückfälle</w:t>
+      </w:r>
+      <w:r>
+        <w:rPr>
+          <w:sz w:val="22"/>
+          <w:szCs w:val="22"/>
+        </w:rPr>
+        <w:t xml:space="preserve"> ist der Ort, an dem du aufschreibst, was war. Er zählt nichts, um dich schlecht dastehen zu lassen, und er färbt nichts rot.</w:t>
+      </w:r>
+    </w:p>
+    <w:p>
+      <w:pPr>
+        <w:spacing w:after="120" w:line="300"/>
+      </w:pPr>
+      <w:r>
+        <w:rPr>
+          <w:sz w:val="22"/>
+          <w:szCs w:val="22"/>
+        </w:rPr>
+        <w:t xml:space="preserve">Worum es geht, ist nicht die Zahl, sondern das Muster: wann es passiert, in welcher Lage, nach welchem Gefühl. Das sieht man erst, wenn mehrere Einträge nebeneinanderstehen – und dann sieht man es oft sehr deutlich.</w:t>
+      </w:r>
+    </w:p>
+    <w:tbl>
+      <w:tblPr>
+        <w:tblW w:type="dxa" w:w="9026"/>
+        <w:tblBorders>
+          <w:top w:val="single" w:color="CFE3DA" w:sz="2"/>
+          <w:left w:val="single" w:color="CFE3DA" w:sz="2"/>
+          <w:bottom w:val="single" w:color="CFE3DA" w:sz="2"/>
+          <w:right w:val="single" w:color="CFE3DA" w:sz="2"/>
+          <w:insideH w:val="single" w:color="CFE3DA" w:sz="2"/>
+          <w:insideV w:val="single" w:color="CFE3DA" w:sz="2"/>
+        </w:tblBorders>
+      </w:tblPr>
+      <w:tblGrid>
+        <w:gridCol w:w="2527"/>
+        <w:gridCol w:w="6499"/>
+      </w:tblGrid>
+      <w:tr>
+        <w:trPr>
+          <w:tblHeader/>
+        </w:trPr>
+        <w:tc>
+          <w:tcPr>
+            <w:tcW w:type="dxa" w:w="2527"/>
+            <w:shd w:fill="1F9D76" w:val="clear"/>
+            <w:tcMar>
+              <w:top w:type="dxa" w:w="90"/>
+              <w:left w:type="dxa" w:w="140"/>
+              <w:bottom w:type="dxa" w:w="90"/>
+              <w:right w:type="dxa" w:w="140"/>
+            </w:tcMar>
+          </w:tcPr>
+          <w:p>
+            <w:pPr>
+              <w:spacing w:after="0" w:line="280"/>
+            </w:pPr>
+            <w:r>
+              <w:rPr>
+                <w:b/>
+                <w:bCs/>
+                <w:color w:val="FFFFFF"/>
+                <w:sz w:val="20"/>
+                <w:szCs w:val="20"/>
+              </w:rPr>
+              <w:t xml:space="preserve">Feld</w:t>
+            </w:r>
+          </w:p>
+        </w:tc>
+        <w:tc>
+          <w:tcPr>
+            <w:tcW w:type="dxa" w:w="6499"/>
+            <w:shd w:fill="1F9D76" w:val="clear"/>
+            <w:tcMar>
+              <w:top w:type="dxa" w:w="90"/>
+              <w:left w:type="dxa" w:w="140"/>
+              <w:bottom w:type="dxa" w:w="90"/>
+              <w:right w:type="dxa" w:w="140"/>
+            </w:tcMar>
+          </w:tcPr>
+          <w:p>
+            <w:pPr>
+              <w:spacing w:after="0" w:line="280"/>
+            </w:pPr>
+            <w:r>
+              <w:rPr>
+                <w:b/>
+                <w:bCs/>
+                <w:color w:val="FFFFFF"/>
+                <w:sz w:val="20"/>
+                <w:szCs w:val="20"/>
+              </w:rPr>
+              <w:t xml:space="preserve">Was du einträgst</w:t>
+            </w:r>
+          </w:p>
+        </w:tc>
+      </w:tr>
+      <w:tr>
+        <w:tc>
+          <w:tcPr>
+            <w:tcW w:type="dxa" w:w="2527"/>
+            <w:shd w:fill="FFFFFF" w:val="clear"/>
+            <w:tcMar>
+              <w:top w:type="dxa" w:w="90"/>
+              <w:left w:type="dxa" w:w="140"/>
+              <w:bottom w:type="dxa" w:w="90"/>
+              <w:right w:type="dxa" w:w="140"/>
+            </w:tcMar>
+          </w:tcPr>
+          <w:p>
+            <w:pPr>
+              <w:spacing w:after="0" w:line="280"/>
+            </w:pPr>
+            <w:r>
+              <w:rPr>
+                <w:b w:val="false"/>
+                <w:bCs w:val="false"/>
+                <w:color w:val="22312B"/>
+                <w:sz w:val="20"/>
+                <w:szCs w:val="20"/>
+              </w:rPr>
+              <w:t xml:space="preserve">Datum / Uhrzeit</w:t>
+            </w:r>
+          </w:p>
+        </w:tc>
+        <w:tc>
+          <w:tcPr>
+            <w:tcW w:type="dxa" w:w="6499"/>
+            <w:shd w:fill="FFFFFF" w:val="clear"/>
+            <w:tcMar>
+              <w:top w:type="dxa" w:w="90"/>
+              <w:left w:type="dxa" w:w="140"/>
+              <w:bottom w:type="dxa" w:w="90"/>
+              <w:right w:type="dxa" w:w="140"/>
+            </w:tcMar>
+          </w:tcPr>
+          <w:p>
+            <w:pPr>
+              <w:spacing w:after="0" w:line="280"/>
+            </w:pPr>
+            <w:r>
+              <w:rPr>
+                <w:b w:val="false"/>
+                <w:bCs w:val="false"/>
+                <w:color w:val="22312B"/>
+                <w:sz w:val="20"/>
+                <w:szCs w:val="20"/>
+              </w:rPr>
+              <w:t xml:space="preserve">Wann es war. Nachtragen ist jederzeit möglich.</w:t>
+            </w:r>
+          </w:p>
+        </w:tc>
+      </w:tr>
+      <w:tr>
+        <w:tc>
+          <w:tcPr>
+            <w:tcW w:type="dxa" w:w="2527"/>
+            <w:shd w:fill="FFFFFF" w:val="clear"/>
+            <w:tcMar>
+              <w:top w:type="dxa" w:w="90"/>
+              <w:left w:type="dxa" w:w="140"/>
+              <w:bottom w:type="dxa" w:w="90"/>
+              <w:right w:type="dxa" w:w="140"/>
+            </w:tcMar>
+          </w:tcPr>
+          <w:p>
+            <w:pPr>
+              <w:spacing w:after="0" w:line="280"/>
+            </w:pPr>
+            <w:r>
+              <w:rPr>
+                <w:b w:val="false"/>
+                <w:bCs w:val="false"/>
+                <w:color w:val="22312B"/>
+                <w:sz w:val="20"/>
+                <w:szCs w:val="20"/>
+              </w:rPr>
+              <w:t xml:space="preserve">Was</w:t>
+            </w:r>
+          </w:p>
+        </w:tc>
+        <w:tc>
+          <w:tcPr>
+            <w:tcW w:type="dxa" w:w="6499"/>
+            <w:shd w:fill="FFFFFF" w:val="clear"/>
+            <w:tcMar>
+              <w:top w:type="dxa" w:w="90"/>
+              <w:left w:type="dxa" w:w="140"/>
+              <w:bottom w:type="dxa" w:w="90"/>
+              <w:right w:type="dxa" w:w="140"/>
+            </w:tcMar>
+          </w:tcPr>
+          <w:p>
+            <w:pPr>
+              <w:spacing w:after="0" w:line="280"/>
+            </w:pPr>
+            <w:r>
+              <w:rPr>
+                <w:b w:val="false"/>
+                <w:bCs w:val="false"/>
+                <w:color w:val="22312B"/>
+                <w:sz w:val="20"/>
+                <w:szCs w:val="20"/>
+              </w:rPr>
+              <w:t xml:space="preserve">Kokain ist vorbelegt. Du kannst auch etwas anderes eintippen oder aus der Liste wählen.</w:t>
+            </w:r>
+          </w:p>
+        </w:tc>
+      </w:tr>
+      <w:tr>
+        <w:tc>
+          <w:tcPr>
+            <w:tcW w:type="dxa" w:w="2527"/>
+            <w:shd w:fill="FFFFFF" w:val="clear"/>
+            <w:tcMar>
+              <w:top w:type="dxa" w:w="90"/>
+              <w:left w:type="dxa" w:w="140"/>
+              <w:bottom w:type="dxa" w:w="90"/>
+              <w:right w:type="dxa" w:w="140"/>
+            </w:tcMar>
+          </w:tcPr>
+          <w:p>
+            <w:pPr>
+              <w:spacing w:after="0" w:line="280"/>
+            </w:pPr>
+            <w:r>
+              <w:rPr>
+                <w:b w:val="false"/>
+                <w:bCs w:val="false"/>
+                <w:color w:val="22312B"/>
+                <w:sz w:val="20"/>
+                <w:szCs w:val="20"/>
+              </w:rPr>
+              <w:t xml:space="preserve">Umfang</w:t>
+            </w:r>
+          </w:p>
+        </w:tc>
+        <w:tc>
+          <w:tcPr>
+            <w:tcW w:type="dxa" w:w="6499"/>
+            <w:shd w:fill="FFFFFF" w:val="clear"/>
+            <w:tcMar>
+              <w:top w:type="dxa" w:w="90"/>
+              <w:left w:type="dxa" w:w="140"/>
+              <w:bottom w:type="dxa" w:w="90"/>
+              <w:right w:type="dxa" w:w="140"/>
+            </w:tcMar>
+          </w:tcPr>
+          <w:p>
+            <w:pPr>
+              <w:spacing w:after="0" w:line="280"/>
+            </w:pPr>
+            <w:r>
+              <w:rPr>
+                <w:b w:val="false"/>
+                <w:bCs w:val="false"/>
+                <w:color w:val="22312B"/>
+                <w:sz w:val="20"/>
+                <w:szCs w:val="20"/>
+              </w:rPr>
+              <w:t xml:space="preserve">Freiwillig und frei formuliert – „ein Abend“, „wenig“, „0,5 g“. Es muss keine Zahl sein.</w:t>
+            </w:r>
+          </w:p>
+        </w:tc>
+      </w:tr>
+      <w:tr>
+        <w:tc>
+          <w:tcPr>
+            <w:tcW w:type="dxa" w:w="2527"/>
+            <w:shd w:fill="FFFFFF" w:val="clear"/>
+            <w:tcMar>
+              <w:top w:type="dxa" w:w="90"/>
+              <w:left w:type="dxa" w:w="140"/>
+              <w:bottom w:type="dxa" w:w="90"/>
+              <w:right w:type="dxa" w:w="140"/>
+            </w:tcMar>
+          </w:tcPr>
+          <w:p>
+            <w:pPr>
+              <w:spacing w:after="0" w:line="280"/>
+            </w:pPr>
+            <w:r>
+              <w:rPr>
+                <w:b w:val="false"/>
+                <w:bCs w:val="false"/>
+                <w:color w:val="22312B"/>
+                <w:sz w:val="20"/>
+                <w:szCs w:val="20"/>
+              </w:rPr>
+              <w:t xml:space="preserve">Was war los davor?</w:t>
+            </w:r>
+          </w:p>
+        </w:tc>
+        <w:tc>
+          <w:tcPr>
+            <w:tcW w:type="dxa" w:w="6499"/>
+            <w:shd w:fill="FFFFFF" w:val="clear"/>
+            <w:tcMar>
+              <w:top w:type="dxa" w:w="90"/>
+              <w:left w:type="dxa" w:w="140"/>
+              <w:bottom w:type="dxa" w:w="90"/>
+              <w:right w:type="dxa" w:w="140"/>
+            </w:tcMar>
+          </w:tcPr>
+          <w:p>
+            <w:pPr>
+              <w:spacing w:after="0" w:line="280"/>
+            </w:pPr>
+            <w:r>
+              <w:rPr>
+                <w:b w:val="false"/>
+                <w:bCs w:val="false"/>
+                <w:color w:val="22312B"/>
+                <w:sz w:val="20"/>
+                <w:szCs w:val="20"/>
+              </w:rPr>
+              <w:t xml:space="preserve">Der wichtigste Teil. Antippen, was zutrifft: Stress, Streit, Einsamkeit, Langeweile, Geld da, Alte Kontakte, Feiern, Schlaflos, Craving ohne Anlass, Schmerzen, Frust, Gute Laune.</w:t>
+            </w:r>
+          </w:p>
+        </w:tc>
+      </w:tr>
+      <w:tr>
+        <w:tc>
+          <w:tcPr>
+            <w:tcW w:type="dxa" w:w="2527"/>
+            <w:shd w:fill="FFFFFF" w:val="clear"/>
+            <w:tcMar>
+              <w:top w:type="dxa" w:w="90"/>
+              <w:left w:type="dxa" w:w="140"/>
+              <w:bottom w:type="dxa" w:w="90"/>
+              <w:right w:type="dxa" w:w="140"/>
+            </w:tcMar>
+          </w:tcPr>
+          <w:p>
+            <w:pPr>
+              <w:spacing w:after="0" w:line="280"/>
+            </w:pPr>
+            <w:r>
+              <w:rPr>
+                <w:b w:val="false"/>
+                <w:bCs w:val="false"/>
+                <w:color w:val="22312B"/>
+                <w:sz w:val="20"/>
+                <w:szCs w:val="20"/>
+              </w:rPr>
+              <w:t xml:space="preserve">Befinden davor / danach</w:t>
+            </w:r>
+          </w:p>
+        </w:tc>
+        <w:tc>
+          <w:tcPr>
+            <w:tcW w:type="dxa" w:w="6499"/>
+            <w:shd w:fill="FFFFFF" w:val="clear"/>
+            <w:tcMar>
+              <w:top w:type="dxa" w:w="90"/>
+              <w:left w:type="dxa" w:w="140"/>
+              <w:bottom w:type="dxa" w:w="90"/>
+              <w:right w:type="dxa" w:w="140"/>
+            </w:tcMar>
+          </w:tcPr>
+          <w:p>
+            <w:pPr>
+              <w:spacing w:after="0" w:line="280"/>
+            </w:pPr>
+            <w:r>
+              <w:rPr>
+                <w:b w:val="false"/>
+                <w:bCs w:val="false"/>
+                <w:color w:val="22312B"/>
+                <w:sz w:val="20"/>
+                <w:szCs w:val="20"/>
+              </w:rPr>
+              <w:t xml:space="preserve">Zwei Auswahlfelder. Oft steht danach dasselbe oder etwas Schlechteres da als davor – das ist eine Information, die sich lohnt.</w:t>
+            </w:r>
+          </w:p>
+        </w:tc>
+      </w:tr>
+      <w:tr>
+        <w:tc>
+          <w:tcPr>
+            <w:tcW w:type="dxa" w:w="2527"/>
+            <w:shd w:fill="FFFFFF" w:val="clear"/>
+            <w:tcMar>
+              <w:top w:type="dxa" w:w="90"/>
+              <w:left w:type="dxa" w:w="140"/>
+              <w:bottom w:type="dxa" w:w="90"/>
+              <w:right w:type="dxa" w:w="140"/>
+            </w:tcMar>
+          </w:tcPr>
+          <w:p>
+            <w:pPr>
+              <w:spacing w:after="0" w:line="280"/>
+            </w:pPr>
+            <w:r>
+              <w:rPr>
+                <w:b w:val="false"/>
+                <w:bCs w:val="false"/>
+                <w:color w:val="22312B"/>
+                <w:sz w:val="20"/>
+                <w:szCs w:val="20"/>
+              </w:rPr>
+              <w:t xml:space="preserve">Im Behandlungsteam angesprochen?</w:t>
+            </w:r>
+          </w:p>
+        </w:tc>
+        <w:tc>
+          <w:tcPr>
+            <w:tcW w:type="dxa" w:w="6499"/>
+            <w:shd w:fill="FFFFFF" w:val="clear"/>
+            <w:tcMar>
+              <w:top w:type="dxa" w:w="90"/>
+              <w:left w:type="dxa" w:w="140"/>
+              <w:bottom w:type="dxa" w:w="90"/>
+              <w:right w:type="dxa" w:w="140"/>
+            </w:tcMar>
+          </w:tcPr>
+          <w:p>
+            <w:pPr>
+              <w:spacing w:after="0" w:line="280"/>
+            </w:pPr>
+            <w:r>
+              <w:rPr>
+                <w:b w:val="false"/>
+                <w:bCs w:val="false"/>
+                <w:color w:val="22312B"/>
+                <w:sz w:val="20"/>
+                <w:szCs w:val="20"/>
+              </w:rPr>
+              <w:t xml:space="preserve">noch nicht / ja / nein. Du kannst es später mit einem Klick auf „Im Team angesprochen“ nachtragen.</w:t>
+            </w:r>
+          </w:p>
+        </w:tc>
+      </w:tr>
+      <w:tr>
+        <w:tc>
+          <w:tcPr>
+            <w:tcW w:type="dxa" w:w="2527"/>
+            <w:shd w:fill="FFFFFF" w:val="clear"/>
+            <w:tcMar>
+              <w:top w:type="dxa" w:w="90"/>
+              <w:left w:type="dxa" w:w="140"/>
+              <w:bottom w:type="dxa" w:w="90"/>
+              <w:right w:type="dxa" w:w="140"/>
+            </w:tcMar>
+          </w:tcPr>
+          <w:p>
+            <w:pPr>
+              <w:spacing w:after="0" w:line="280"/>
+            </w:pPr>
+            <w:r>
+              <w:rPr>
+                <w:b w:val="false"/>
+                <w:bCs w:val="false"/>
+                <w:color w:val="22312B"/>
+                <w:sz w:val="20"/>
+                <w:szCs w:val="20"/>
+              </w:rPr>
+              <w:t xml:space="preserve">Notiz</w:t>
+            </w:r>
+          </w:p>
+        </w:tc>
+        <w:tc>
+          <w:tcPr>
+            <w:tcW w:type="dxa" w:w="6499"/>
+            <w:shd w:fill="FFFFFF" w:val="clear"/>
+            <w:tcMar>
+              <w:top w:type="dxa" w:w="90"/>
+              <w:left w:type="dxa" w:w="140"/>
+              <w:bottom w:type="dxa" w:w="90"/>
+              <w:right w:type="dxa" w:w="140"/>
+            </w:tcMar>
+          </w:tcPr>
+          <w:p>
+            <w:pPr>
+              <w:spacing w:after="0" w:line="280"/>
+            </w:pPr>
+            <w:r>
+              <w:rPr>
+                <w:b w:val="false"/>
+                <w:bCs w:val="false"/>
+                <w:color w:val="22312B"/>
+                <w:sz w:val="20"/>
+                <w:szCs w:val="20"/>
+              </w:rPr>
+              <w:t xml:space="preserve">Was hat dich rausgeholt? Was hätte geholfen? In einem halben Jahr liest du das und weißt wieder, wie es war.</w:t>
+            </w:r>
+          </w:p>
+        </w:tc>
+      </w:tr>
+    </w:tbl>
+    <w:p>
+      <w:pPr>
+        <w:spacing w:after="180"/>
+      </w:pPr>
+    </w:p>
+    <w:p>
+      <w:pPr>
+        <w:spacing w:after="120" w:line="300"/>
+      </w:pPr>
+      <w:r>
+        <w:rPr>
+          <w:sz w:val="22"/>
+          <w:szCs w:val="22"/>
+        </w:rPr>
+        <w:t xml:space="preserve">Oben auf der Seite stehen drei Zahlen: wie lange der letzte Eintrag her ist, wie lang deine längste Strecke bisher war, und wie viele Einträge es insgesamt gibt. Darunter sammelt die Seite von allein deine häufigsten Auslöser ein. Wenn dort etwas oben steht, weißt du, wo sich Vorbereitung am meisten lohnt.</w:t>
+      </w:r>
+    </w:p>
+    <w:p>
+      <w:pPr>
+        <w:pStyle w:val="Heading2"/>
+        <w:spacing w:after="140" w:before="320"/>
+      </w:pPr>
+      <w:r>
+        <w:rPr>
+          <w:b/>
+          <w:bCs/>
+          <w:color w:val="1F9D76"/>
+          <w:sz w:val="26"/>
+          <w:szCs w:val="26"/>
+        </w:rPr>
+        <w:t xml:space="preserve">Im Verlauf sichtbar</w:t>
+      </w:r>
+    </w:p>
+    <w:p>
+      <w:pPr>
+        <w:spacing w:after="120" w:line="300"/>
+      </w:pPr>
+      <w:r>
+        <w:rPr>
+          <w:sz w:val="22"/>
+          <w:szCs w:val="22"/>
+        </w:rPr>
+        <w:t xml:space="preserve">Jeder Rückfalltag erscheint als </w:t>
+      </w:r>
+      <w:r>
+        <w:rPr>
+          <w:b/>
+          <w:bCs/>
+          <w:sz w:val="22"/>
+          <w:szCs w:val="22"/>
+        </w:rPr>
+        <w:t xml:space="preserve">oranges Dreieck</w:t>
+      </w:r>
+      <w:r>
+        <w:rPr>
+          <w:sz w:val="22"/>
+          <w:szCs w:val="22"/>
+        </w:rPr>
+        <w:t xml:space="preserve"> im Diagramm unter „Verlauf“. So siehst du auf einen Blick, ob sie mit Tagen zusammenfallen, an denen auch die Dosis über dem Plan lag. Genau solche Zusammenhänge sind es, die man im Kopf nie behält.</w:t>
+      </w:r>
+    </w:p>
+    <w:tbl>
+      <w:tblPr>
+        <w:tblW w:type="dxa" w:w="9026"/>
+        <w:tblBorders>
+          <w:top w:val="single" w:color="auto" w:sz="4"/>
+          <w:left w:val="single" w:color="auto" w:sz="4"/>
+          <w:bottom w:val="single" w:color="auto" w:sz="4"/>
+          <w:right w:val="single" w:color="auto" w:sz="4"/>
+          <w:insideH w:val="single" w:color="auto" w:sz="4"/>
+          <w:insideV w:val="single" w:color="auto" w:sz="4"/>
+        </w:tblBorders>
+      </w:tblPr>
+      <w:tblGrid>
+        <w:gridCol w:w="9026"/>
+      </w:tblGrid>
+      <w:tr>
+        <w:tc>
+          <w:tcPr>
+            <w:tcW w:type="dxa" w:w="9026"/>
+            <w:tcBorders>
+              <w:top w:val="single" w:color="FDF3E7" w:sz="2"/>
+              <w:left w:val="single" w:color="D98324" w:sz="24"/>
+              <w:bottom w:val="single" w:color="FDF3E7" w:sz="2"/>
+              <w:right w:val="single" w:color="FDF3E7" w:sz="2"/>
+            </w:tcBorders>
+            <w:shd w:fill="FDF3E7" w:val="clear"/>
+            <w:tcMar>
+              <w:top w:type="dxa" w:w="160"/>
+              <w:left w:type="dxa" w:w="220"/>
+              <w:bottom w:type="dxa" w:w="160"/>
+              <w:right w:type="dxa" w:w="220"/>
+            </w:tcMar>
+          </w:tcPr>
+          <w:p>
+            <w:pPr>
+              <w:spacing w:after="100" w:line="300"/>
+            </w:pPr>
+            <w:r>
+              <w:rPr>
+                <w:b/>
+                <w:bCs/>
+                <w:sz w:val="22"/>
+                <w:szCs w:val="22"/>
+              </w:rPr>
+              <w:t xml:space="preserve">Zwei Dinge, die wirklich wichtig sind</w:t>
+            </w:r>
+          </w:p>
+          <w:p>
+            <w:pPr>
+              <w:spacing w:after="100" w:line="300"/>
+            </w:pPr>
+            <w:r>
+              <w:rPr>
+                <w:b/>
+                <w:bCs/>
+                <w:sz w:val="22"/>
+                <w:szCs w:val="22"/>
+              </w:rPr>
+              <w:t xml:space="preserve">Kokain neben der Substitution belastet das Herz. </w:t>
+            </w:r>
+            <w:r>
+              <w:rPr>
+                <w:sz w:val="22"/>
+                <w:szCs w:val="22"/>
+              </w:rPr>
+              <w:t xml:space="preserve">Bei Brustschmerzen, Herzrasen, das nicht aufhört, starker Atemnot oder einem Krampfanfall: 112, ohne zu zögern. Sag dort offen, was du genommen hast – das ändert die Behandlung und bringt dich nicht in Schwierigkeiten.</w:t>
+            </w:r>
+          </w:p>
+          <w:p>
+            <w:pPr>
+              <w:spacing w:after="0" w:line="300"/>
+            </w:pPr>
+            <w:r>
+              <w:rPr>
+                <w:b/>
+                <w:bCs/>
+                <w:sz w:val="22"/>
+                <w:szCs w:val="22"/>
+              </w:rPr>
+              <w:t xml:space="preserve">Ansprechen ist fast immer besser als Verschweigen. </w:t>
+            </w:r>
+            <w:r>
+              <w:rPr>
+                <w:sz w:val="22"/>
+                <w:szCs w:val="22"/>
+              </w:rPr>
+              <w:t xml:space="preserve">Ein Rückfall, über den geredet wird, ist etwas, woran man arbeiten kann. Was die Substitution eher gefährdet, ist das Verbergen – nicht der Rückfall selbst. Deine Einträge hier geben dir die Worte dafür, auch wenn das Gespräch schwerfällt.</w:t>
+            </w:r>
+          </w:p>
+        </w:tc>
+      </w:tr>
+    </w:tbl>
+    <w:p>
+      <w:pPr>
+        <w:pStyle w:val="Heading1"/>
+        <w:spacing w:after="180" w:before="400"/>
+      </w:pPr>
+      <w:r>
+        <w:rPr>
+          <w:b/>
+          <w:bCs/>
+          <w:color w:val="22312B"/>
+          <w:sz w:val="32"/>
+          <w:szCs w:val="32"/>
+        </w:rPr>
+        <w:t xml:space="preserve">Schritt 10: Den Verlauf lesen</w:t>
+      </w:r>
+    </w:p>
+    <w:p>
+      <w:pPr>
+        <w:spacing w:after="120" w:line="300"/>
+      </w:pPr>
+      <w:r>
+        <w:rPr>
+          <w:sz w:val="22"/>
+          <w:szCs w:val="22"/>
+        </w:rPr>
+        <w:t xml:space="preserve">Unter </w:t>
+      </w:r>
+      <w:r>
+        <w:rPr>
+          <w:b/>
+          <w:bCs/>
+          <w:sz w:val="22"/>
+          <w:szCs w:val="22"/>
+        </w:rPr>
+        <w:t xml:space="preserve">Verlauf</w:t>
+      </w:r>
+      <w:r>
+        <w:rPr>
+          <w:sz w:val="22"/>
+          <w:szCs w:val="22"/>
+        </w:rPr>
+        <w:t xml:space="preserve"> läuft genau das, worum es dir ging: beide Werte nebeneinander über die Zeit.</w:t>
+      </w:r>
+    </w:p>
+    <w:p>
+      <w:pPr>
+        <w:pStyle w:val="ListParagraph"/>
+        <w:numPr>
+          <w:ilvl w:val="0"/>
+          <w:numId w:val="2"/>
+        </w:numPr>
+        <w:spacing w:after="80" w:line="300"/>
+      </w:pPr>
+      <w:r>
+        <w:rPr>
+          <w:b/>
+          <w:bCs/>
+          <w:sz w:val="22"/>
+          <w:szCs w:val="22"/>
+        </w:rPr>
+        <w:t xml:space="preserve">Gestrichelte violette Linie:</w:t>
+      </w:r>
+      <w:r>
+        <w:rPr>
+          <w:sz w:val="22"/>
+          <w:szCs w:val="22"/>
+        </w:rPr>
+        <w:t xml:space="preserve"> dein Soll – der Plan</w:t>
+      </w:r>
+    </w:p>
+    <w:p>
+      <w:pPr>
+        <w:pStyle w:val="ListParagraph"/>
+        <w:numPr>
+          <w:ilvl w:val="0"/>
+          <w:numId w:val="2"/>
+        </w:numPr>
+        <w:spacing w:after="80" w:line="300"/>
+      </w:pPr>
+      <w:r>
+        <w:rPr>
+          <w:b/>
+          <w:bCs/>
+          <w:sz w:val="22"/>
+          <w:szCs w:val="22"/>
+        </w:rPr>
+        <w:t xml:space="preserve">Durchgezogene grüne Linie mit Punkten:</w:t>
+      </w:r>
+      <w:r>
+        <w:rPr>
+          <w:sz w:val="22"/>
+          <w:szCs w:val="22"/>
+        </w:rPr>
+        <w:t xml:space="preserve"> dein Ist – was wirklich war</w:t>
+      </w:r>
+    </w:p>
+    <w:p>
+      <w:pPr>
+        <w:pStyle w:val="ListParagraph"/>
+        <w:numPr>
+          <w:ilvl w:val="0"/>
+          <w:numId w:val="2"/>
+        </w:numPr>
+        <w:spacing w:after="80" w:line="300"/>
+      </w:pPr>
+      <w:r>
+        <w:rPr>
+          <w:b/>
+          <w:bCs/>
+          <w:sz w:val="22"/>
+          <w:szCs w:val="22"/>
+        </w:rPr>
+        <w:t xml:space="preserve">Oranges Dreieck unten:</w:t>
+      </w:r>
+      <w:r>
+        <w:rPr>
+          <w:sz w:val="22"/>
+          <w:szCs w:val="22"/>
+        </w:rPr>
+        <w:t xml:space="preserve"> an diesem Tag ist ein Rückfall eingetragen</w:t>
+      </w:r>
+    </w:p>
+    <w:p>
+      <w:pPr>
+        <w:pStyle w:val="ListParagraph"/>
+        <w:numPr>
+          <w:ilvl w:val="0"/>
+          <w:numId w:val="2"/>
+        </w:numPr>
+        <w:spacing w:after="80" w:line="300"/>
+      </w:pPr>
+      <w:r>
+        <w:rPr>
+          <w:sz w:val="22"/>
+          <w:szCs w:val="22"/>
+        </w:rPr>
+        <w:t xml:space="preserve">Der Abstand zwischen den Linien ist die Diskrepanz. Je näher sie beieinander laufen, desto näher bist du an deinem Plan.</w:t>
+      </w:r>
+    </w:p>
+    <w:p>
+      <w:pPr>
+        <w:spacing w:after="120" w:line="300"/>
+      </w:pPr>
+      <w:r>
+        <w:rPr>
+          <w:sz w:val="22"/>
+          <w:szCs w:val="22"/>
+        </w:rPr>
+        <w:t xml:space="preserve">Umschalten kannst du zwischen 30, 60, 90 und 180 Tagen. Darunter stehen dein Befinden im Schnitt und die Symptome, die dich in diesem Zeitraum am häufigsten begleitet haben. „Alle Tage im Detail“ klappt die vollständige Tabelle auf.</w:t>
+      </w:r>
+    </w:p>
+    <w:p>
+      <w:pPr>
+        <w:spacing w:after="100"/>
+      </w:pPr>
+    </w:p>
+    <w:p>
+      <w:pPr>
+        <w:pStyle w:val="Heading2"/>
+        <w:spacing w:after="140" w:before="320"/>
+      </w:pPr>
+      <w:r>
+        <w:rPr>
+          <w:b/>
+          <w:bCs/>
+          <w:color w:val="1F9D76"/>
+          <w:sz w:val="26"/>
+          <w:szCs w:val="26"/>
+        </w:rPr>
+        <w:t xml:space="preserve">Für den Arzttermin</w:t>
+      </w:r>
+    </w:p>
+    <w:p>
+      <w:pPr>
+        <w:spacing w:after="120" w:line="300"/>
+      </w:pPr>
+      <w:r>
+        <w:rPr>
+          <w:sz w:val="22"/>
+          <w:szCs w:val="22"/>
+        </w:rPr>
+        <w:t xml:space="preserve">Oben rechts im Verlauf steht der Knopf </w:t>
+      </w:r>
+      <w:r>
+        <w:rPr>
+          <w:b/>
+          <w:bCs/>
+          <w:sz w:val="22"/>
+          <w:szCs w:val="22"/>
+        </w:rPr>
+        <w:t xml:space="preserve">„Für den Arzttermin (CSV)“</w:t>
+      </w:r>
+      <w:r>
+        <w:rPr>
+          <w:sz w:val="22"/>
+          <w:szCs w:val="22"/>
+        </w:rPr>
+        <w:t xml:space="preserve">. Der lädt dir eine Datei herunter mit Datum, Soll, Ist, Abweichung, Befinden, Symptomen und Notiz – Tag für Tag.</w:t>
+      </w:r>
+    </w:p>
+    <w:p>
+      <w:pPr>
+        <w:spacing w:after="120" w:line="300"/>
+      </w:pPr>
+      <w:r>
+        <w:rPr>
+          <w:sz w:val="22"/>
+          <w:szCs w:val="22"/>
+        </w:rPr>
+        <w:t xml:space="preserve">Die Datei öffnet sich in Excel oder LibreOffice und lässt sich ausdrucken. Erfahrungsgemäß ist das in einem Arztgespräch mehr wert als jede Erinnerung aus dem Kopf: Du legst Zahlen auf den Tisch statt „ich glaube, es war meistens okay“.</w:t>
+      </w:r>
+    </w:p>
+    <w:p>
+      <w:pPr>
+        <w:pStyle w:val="Heading1"/>
+        <w:spacing w:after="180" w:before="400"/>
+      </w:pPr>
+      <w:r>
+        <w:rPr>
+          <w:b/>
+          <w:bCs/>
+          <w:color w:val="22312B"/>
+          <w:sz w:val="32"/>
+          <w:szCs w:val="32"/>
+        </w:rPr>
+        <w:t xml:space="preserve">Schritt 11: Erfolge – woran du dich erinnern willst</w:t>
+      </w:r>
+    </w:p>
+    <w:p>
+      <w:pPr>
+        <w:spacing w:after="120" w:line="300"/>
+      </w:pPr>
+      <w:r>
+        <w:rPr>
+          <w:sz w:val="22"/>
+          <w:szCs w:val="22"/>
+        </w:rPr>
+        <w:t xml:space="preserve">Unter </w:t>
+      </w:r>
+      <w:r>
+        <w:rPr>
+          <w:b/>
+          <w:bCs/>
+          <w:sz w:val="22"/>
+          <w:szCs w:val="22"/>
+        </w:rPr>
+        <w:t xml:space="preserve">Erfolge</w:t>
+      </w:r>
+      <w:r>
+        <w:rPr>
+          <w:sz w:val="22"/>
+          <w:szCs w:val="22"/>
+        </w:rPr>
+        <w:t xml:space="preserve"> kannst du Sätze festhalten, die du an schweren Tagen wieder lesen willst. Nicht als Deko – das ist ein ernst gemeintes Werkzeug.</w:t>
+      </w:r>
+    </w:p>
+    <w:p>
+      <w:pPr>
+        <w:spacing w:after="120" w:line="300"/>
+      </w:pPr>
+      <w:r>
+        <w:rPr>
+          <w:sz w:val="22"/>
+          <w:szCs w:val="22"/>
+        </w:rPr>
+        <w:t xml:space="preserve">Was sich bewährt hat, dort hineinzuschreiben:</w:t>
+      </w:r>
+    </w:p>
+    <w:p>
+      <w:pPr>
+        <w:pStyle w:val="ListParagraph"/>
+        <w:numPr>
+          <w:ilvl w:val="0"/>
+          <w:numId w:val="2"/>
+        </w:numPr>
+        <w:spacing w:after="80" w:line="300"/>
+      </w:pPr>
+      <w:r>
+        <w:rPr>
+          <w:sz w:val="22"/>
+          <w:szCs w:val="22"/>
+        </w:rPr>
+        <w:t xml:space="preserve">„Heute zum ersten Mal 400 geschafft.“</w:t>
+      </w:r>
+    </w:p>
+    <w:p>
+      <w:pPr>
+        <w:pStyle w:val="ListParagraph"/>
+        <w:numPr>
+          <w:ilvl w:val="0"/>
+          <w:numId w:val="2"/>
+        </w:numPr>
+        <w:spacing w:after="80" w:line="300"/>
+      </w:pPr>
+      <w:r>
+        <w:rPr>
+          <w:sz w:val="22"/>
+          <w:szCs w:val="22"/>
+        </w:rPr>
+        <w:t xml:space="preserve">„Die schlimme Woche Mitte November ist vorbei – sie ging vorbei.“</w:t>
+      </w:r>
+    </w:p>
+    <w:p>
+      <w:pPr>
+        <w:pStyle w:val="ListParagraph"/>
+        <w:numPr>
+          <w:ilvl w:val="0"/>
+          <w:numId w:val="2"/>
+        </w:numPr>
+        <w:spacing w:after="80" w:line="300"/>
+      </w:pPr>
+      <w:r>
+        <w:rPr>
+          <w:sz w:val="22"/>
+          <w:szCs w:val="22"/>
+        </w:rPr>
+        <w:t xml:space="preserve">„Spazierengehen hilft mir abends wirklich.“</w:t>
+      </w:r>
+    </w:p>
+    <w:p>
+      <w:pPr>
+        <w:pStyle w:val="ListParagraph"/>
+        <w:numPr>
+          <w:ilvl w:val="0"/>
+          <w:numId w:val="2"/>
+        </w:numPr>
+        <w:spacing w:after="80" w:line="300"/>
+      </w:pPr>
+      <w:r>
+        <w:rPr>
+          <w:sz w:val="22"/>
+          <w:szCs w:val="22"/>
+        </w:rPr>
+        <w:t xml:space="preserve">„Warum ich das mache: …“ – dein eigener Grund, in deinen Worten.</w:t>
+      </w:r>
+    </w:p>
+    <w:p>
+      <w:pPr>
+        <w:spacing w:after="120" w:line="300"/>
+      </w:pPr>
+      <w:r>
+        <w:rPr>
+          <w:sz w:val="22"/>
+          <w:szCs w:val="22"/>
+        </w:rPr>
+        <w:t xml:space="preserve">Eintippen, auf „Festhalten“ – fertig. Die letzten Einträge erscheinen auch auf der Startseite. An einem Tag, an dem nichts geht, ist das manchmal das Einzige, was man noch liest.</w:t>
+      </w:r>
+    </w:p>
+    <w:p>
+      <w:pPr>
+        <w:pStyle w:val="Heading1"/>
+        <w:spacing w:after="180" w:before="400"/>
+      </w:pPr>
+      <w:r>
+        <w:rPr>
+          <w:b/>
+          <w:bCs/>
+          <w:color w:val="22312B"/>
+          <w:sz w:val="32"/>
+          <w:szCs w:val="32"/>
+        </w:rPr>
+        <w:t xml:space="preserve">Schritt 12: Sicherung prüfen</w:t>
+      </w:r>
+    </w:p>
+    <w:p>
+      <w:pPr>
+        <w:spacing w:after="120" w:line="300"/>
+      </w:pPr>
+      <w:r>
+        <w:rPr>
+          <w:sz w:val="22"/>
+          <w:szCs w:val="22"/>
+        </w:rPr>
+        <w:t xml:space="preserve">Die nächtliche Sicherung (3:45 Uhr, 60 Tage Aufbewahrung) hat das Setup-Skript schon eingerichtet. Einmal kurz kontrollieren:</w:t>
+      </w:r>
+    </w:p>
+    <w:p>
+      <w:pPr>
+        <w:shd w:fill="F2F7F5" w:val="clear"/>
+        <w:spacing w:after="0" w:before="100"/>
+        <w:ind w:left="240"/>
+      </w:pPr>
+      <w:r>
+        <w:rPr>
+          <w:rFonts w:ascii="Consolas" w:cs="Consolas" w:eastAsia="Consolas" w:hAnsi="Consolas"/>
+          <w:color w:val="123A2D"/>
+          <w:sz w:val="20"/>
+          <w:szCs w:val="20"/>
+        </w:rPr>
+        <w:t xml:space="preserve">sudo crontab -l | grep dosisplaner</w:t>
+      </w:r>
+    </w:p>
+    <w:p>
+      <w:pPr>
+        <w:shd w:fill="F2F7F5" w:val="clear"/>
+        <w:spacing w:after="0" w:before="0"/>
+        <w:ind w:left="240"/>
+      </w:pPr>
+      <w:r>
+        <w:rPr>
+          <w:rFonts w:ascii="Consolas" w:cs="Consolas" w:eastAsia="Consolas" w:hAnsi="Consolas"/>
+          <w:color w:val="123A2D"/>
+          <w:sz w:val="20"/>
+          <w:szCs w:val="20"/>
+        </w:rPr>
+        <w:t xml:space="preserve">sudo /opt/dosisplaner/sicherung.sh</w:t>
+      </w:r>
+    </w:p>
+    <w:p>
+      <w:pPr>
+        <w:shd w:fill="F2F7F5" w:val="clear"/>
+        <w:spacing w:after="180" w:before="0"/>
+        <w:ind w:left="240"/>
+      </w:pPr>
+      <w:r>
+        <w:rPr>
+          <w:rFonts w:ascii="Consolas" w:cs="Consolas" w:eastAsia="Consolas" w:hAnsi="Consolas"/>
+          <w:color w:val="123A2D"/>
+          <w:sz w:val="20"/>
+          <w:szCs w:val="20"/>
+        </w:rPr>
+        <w:t xml:space="preserve">ls -lh /opt/dosisplaner/sicherungen</w:t>
+      </w:r>
+    </w:p>
+    <w:p>
+      <w:pPr>
+        <w:spacing w:after="120" w:line="300"/>
+      </w:pPr>
+      <w:r>
+        <w:rPr>
+          <w:sz w:val="22"/>
+          <w:szCs w:val="22"/>
+        </w:rPr>
+        <w:t xml:space="preserve">Die erste Zeile muss den Eintrag zeigen, die letzte eine .db.gz-Datei mit dem heutigen Datum.</w:t>
+      </w:r>
+    </w:p>
+    <w:tbl>
+      <w:tblPr>
+        <w:tblW w:type="dxa" w:w="9026"/>
+        <w:tblBorders>
+          <w:top w:val="single" w:color="auto" w:sz="4"/>
+          <w:left w:val="single" w:color="auto" w:sz="4"/>
+          <w:bottom w:val="single" w:color="auto" w:sz="4"/>
+          <w:right w:val="single" w:color="auto" w:sz="4"/>
+          <w:insideH w:val="single" w:color="auto" w:sz="4"/>
+          <w:insideV w:val="single" w:color="auto" w:sz="4"/>
+        </w:tblBorders>
+      </w:tblPr>
+      <w:tblGrid>
+        <w:gridCol w:w="9026"/>
+      </w:tblGrid>
+      <w:tr>
+        <w:tc>
+          <w:tcPr>
+            <w:tcW w:type="dxa" w:w="9026"/>
+            <w:tcBorders>
+              <w:top w:val="single" w:color="EAF6F1" w:sz="2"/>
+              <w:left w:val="single" w:color="1F9D76" w:sz="24"/>
+              <w:bottom w:val="single" w:color="EAF6F1" w:sz="2"/>
+              <w:right w:val="single" w:color="EAF6F1" w:sz="2"/>
+            </w:tcBorders>
+            <w:shd w:fill="EAF6F1" w:val="clear"/>
+            <w:tcMar>
+              <w:top w:type="dxa" w:w="160"/>
+              <w:left w:type="dxa" w:w="220"/>
+              <w:bottom w:type="dxa" w:w="160"/>
+              <w:right w:type="dxa" w:w="220"/>
+            </w:tcMar>
+          </w:tcPr>
+          <w:p>
+            <w:pPr>
+              <w:spacing w:after="0" w:line="300"/>
+            </w:pPr>
+            <w:r>
+              <w:rPr>
+                <w:sz w:val="22"/>
+                <w:szCs w:val="22"/>
+              </w:rPr>
+              <w:t xml:space="preserve">Zusätzlich empfohlen: in der Hetzner-Konsole beim Server die Backups aktivieren (etwa 0,75 € im Monat). Das sichert den ganzen Server täglich und ist die einzige Absicherung, wenn der Server selbst ausfällt. Gilt für alle deine Projekte gemeinsam.</w:t>
+            </w:r>
+          </w:p>
+        </w:tc>
+      </w:tr>
+    </w:tbl>
+    <w:p>
+      <w:pPr>
+        <w:pStyle w:val="Heading1"/>
+        <w:spacing w:after="180" w:before="400"/>
+      </w:pPr>
+      <w:r>
+        <w:rPr>
+          <w:b/>
+          <w:bCs/>
+          <w:color w:val="22312B"/>
+          <w:sz w:val="32"/>
+          <w:szCs w:val="32"/>
+        </w:rPr>
+        <w:t xml:space="preserve">Schritt 13: Als App aufs Handy</w:t>
       </w:r>
     </w:p>
     <w:p>
@@ -4175,6 +5686,62 @@
                 <w:sz w:val="20"/>
                 <w:szCs w:val="20"/>
               </w:rPr>
+              <w:t xml:space="preserve">Was ist mit den Rückfällen?</w:t>
+            </w:r>
+          </w:p>
+        </w:tc>
+        <w:tc>
+          <w:tcPr>
+            <w:tcW w:type="dxa" w:w="6047"/>
+            <w:shd w:fill="FFFFFF" w:val="clear"/>
+            <w:tcMar>
+              <w:top w:type="dxa" w:w="90"/>
+              <w:left w:type="dxa" w:w="140"/>
+              <w:bottom w:type="dxa" w:w="90"/>
+              <w:right w:type="dxa" w:w="140"/>
+            </w:tcMar>
+          </w:tcPr>
+          <w:p>
+            <w:pPr>
+              <w:spacing w:after="0" w:line="280"/>
+            </w:pPr>
+            <w:r>
+              <w:rPr>
+                <w:b w:val="false"/>
+                <w:bCs w:val="false"/>
+                <w:color w:val="22312B"/>
+                <w:sz w:val="20"/>
+                <w:szCs w:val="20"/>
+              </w:rPr>
+              <w:t xml:space="preserve">Die liegen genauso in deiner Datei auf deinem Server – nirgendwo sonst. Kein Arzt, keine Kasse und keine Praxis bekommt sie automatisch. Du entscheidest bei jedem Termin neu, was du zeigst.</w:t>
+            </w:r>
+          </w:p>
+        </w:tc>
+      </w:tr>
+      <w:tr>
+        <w:tc>
+          <w:tcPr>
+            <w:tcW w:type="dxa" w:w="2979"/>
+            <w:shd w:fill="FFFFFF" w:val="clear"/>
+            <w:tcMar>
+              <w:top w:type="dxa" w:w="90"/>
+              <w:left w:type="dxa" w:w="140"/>
+              <w:bottom w:type="dxa" w:w="90"/>
+              <w:right w:type="dxa" w:w="140"/>
+            </w:tcMar>
+          </w:tcPr>
+          <w:p>
+            <w:pPr>
+              <w:spacing w:after="0" w:line="280"/>
+            </w:pPr>
+            <w:r>
+              <w:rPr>
+                <w:b w:val="false"/>
+                <w:bCs w:val="false"/>
+                <w:color w:val="22312B"/>
+                <w:sz w:val="20"/>
+                <w:szCs w:val="20"/>
+              </w:rPr>
               <w:t xml:space="preserve">Kann ich alles löschen?</w:t>
             </w:r>
           </w:p>
@@ -4724,6 +6291,62 @@
                 <w:szCs w:val="20"/>
               </w:rPr>
               <w:t xml:space="preserve">Das Update ist nicht angekommen. git pull und update.sh noch einmal, in dieser Reihenfolge.</w:t>
+            </w:r>
+          </w:p>
+        </w:tc>
+      </w:tr>
+      <w:tr>
+        <w:tc>
+          <w:tcPr>
+            <w:tcW w:type="dxa" w:w="2979"/>
+            <w:shd w:fill="FFFFFF" w:val="clear"/>
+            <w:tcMar>
+              <w:top w:type="dxa" w:w="90"/>
+              <w:left w:type="dxa" w:w="140"/>
+              <w:bottom w:type="dxa" w:w="90"/>
+              <w:right w:type="dxa" w:w="140"/>
+            </w:tcMar>
+          </w:tcPr>
+          <w:p>
+            <w:pPr>
+              <w:spacing w:after="0" w:line="280"/>
+            </w:pPr>
+            <w:r>
+              <w:rPr>
+                <w:b w:val="false"/>
+                <w:bCs w:val="false"/>
+                <w:color w:val="22312B"/>
+                <w:sz w:val="20"/>
+                <w:szCs w:val="20"/>
+              </w:rPr>
+              <w:t xml:space="preserve">Reiter Substitution/Rückfälle fehlen</w:t>
+            </w:r>
+          </w:p>
+        </w:tc>
+        <w:tc>
+          <w:tcPr>
+            <w:tcW w:type="dxa" w:w="6047"/>
+            <w:shd w:fill="FFFFFF" w:val="clear"/>
+            <w:tcMar>
+              <w:top w:type="dxa" w:w="90"/>
+              <w:left w:type="dxa" w:w="140"/>
+              <w:bottom w:type="dxa" w:w="90"/>
+              <w:right w:type="dxa" w:w="140"/>
+            </w:tcMar>
+          </w:tcPr>
+          <w:p>
+            <w:pPr>
+              <w:spacing w:after="0" w:line="280"/>
+            </w:pPr>
+            <w:r>
+              <w:rPr>
+                <w:b w:val="false"/>
+                <w:bCs w:val="false"/>
+                <w:color w:val="22312B"/>
+                <w:sz w:val="20"/>
+                <w:szCs w:val="20"/>
+              </w:rPr>
+              <w:t xml:space="preserve">Der alte Stand läuft noch. git pull und update.sh ausführen, dann unten die Fassung prüfen (ab 2026.10.28-2).</w:t>
             </w:r>
           </w:p>
         </w:tc>

--- a/dosisplaner/Anleitung-Mein-Weg.docx
+++ b/dosisplaner/Anleitung-Mein-Weg.docx
@@ -72,7 +72,7 @@
           <w:sz w:val="20"/>
           <w:szCs w:val="20"/>
         </w:rPr>
-        <w:t xml:space="preserve">Fassung 2026.10.28-2  ·  für Niklas</w:t>
+        <w:t xml:space="preserve">Fassung 2026.10.28-3  ·  für Niklas</w:t>
       </w:r>
     </w:p>
     <w:tbl>
@@ -2457,6 +2457,397 @@
         <w:t xml:space="preserve">Ab hier ist es wenig Arbeit: einmal am Tag die Startseite öffnen und ausfüllen. Das dauert unter einer Minute.</w:t>
       </w:r>
     </w:p>
+    <w:p>
+      <w:pPr>
+        <w:pStyle w:val="Heading2"/>
+        <w:spacing w:after="140" w:before="320"/>
+      </w:pPr>
+      <w:r>
+        <w:rPr>
+          <w:b/>
+          <w:bCs/>
+          <w:color w:val="1F9D76"/>
+          <w:sz w:val="26"/>
+          <w:szCs w:val="26"/>
+        </w:rPr>
+        <w:t xml:space="preserve">Zwei Wege – such dir einen aus</w:t>
+      </w:r>
+    </w:p>
+    <w:p>
+      <w:pPr>
+        <w:spacing w:after="120" w:line="300"/>
+      </w:pPr>
+      <w:r>
+        <w:rPr>
+          <w:sz w:val="22"/>
+          <w:szCs w:val="22"/>
+        </w:rPr>
+        <w:t xml:space="preserve">Du kannst jede Einnahme einzeln festhalten oder nur die Tagessumme. Beides geht, und du kannst jederzeit wechseln.</w:t>
+      </w:r>
+    </w:p>
+    <w:tbl>
+      <w:tblPr>
+        <w:tblW w:type="dxa" w:w="9026"/>
+        <w:tblBorders>
+          <w:top w:val="single" w:color="CFE3DA" w:sz="2"/>
+          <w:left w:val="single" w:color="CFE3DA" w:sz="2"/>
+          <w:bottom w:val="single" w:color="CFE3DA" w:sz="2"/>
+          <w:right w:val="single" w:color="CFE3DA" w:sz="2"/>
+          <w:insideH w:val="single" w:color="CFE3DA" w:sz="2"/>
+          <w:insideV w:val="single" w:color="CFE3DA" w:sz="2"/>
+        </w:tblBorders>
+      </w:tblPr>
+      <w:tblGrid>
+        <w:gridCol w:w="1264"/>
+        <w:gridCol w:w="4332"/>
+        <w:gridCol w:w="3430"/>
+      </w:tblGrid>
+      <w:tr>
+        <w:trPr>
+          <w:tblHeader/>
+        </w:trPr>
+        <w:tc>
+          <w:tcPr>
+            <w:tcW w:type="dxa" w:w="1264"/>
+            <w:shd w:fill="1F9D76" w:val="clear"/>
+            <w:tcMar>
+              <w:top w:type="dxa" w:w="90"/>
+              <w:left w:type="dxa" w:w="140"/>
+              <w:bottom w:type="dxa" w:w="90"/>
+              <w:right w:type="dxa" w:w="140"/>
+            </w:tcMar>
+          </w:tcPr>
+          <w:p>
+            <w:pPr>
+              <w:spacing w:after="0" w:line="280"/>
+            </w:pPr>
+            <w:r>
+              <w:rPr>
+                <w:b/>
+                <w:bCs/>
+                <w:color w:val="FFFFFF"/>
+                <w:sz w:val="20"/>
+                <w:szCs w:val="20"/>
+              </w:rPr>
+              <w:t xml:space="preserve"/>
+            </w:r>
+          </w:p>
+        </w:tc>
+        <w:tc>
+          <w:tcPr>
+            <w:tcW w:type="dxa" w:w="4332"/>
+            <w:shd w:fill="1F9D76" w:val="clear"/>
+            <w:tcMar>
+              <w:top w:type="dxa" w:w="90"/>
+              <w:left w:type="dxa" w:w="140"/>
+              <w:bottom w:type="dxa" w:w="90"/>
+              <w:right w:type="dxa" w:w="140"/>
+            </w:tcMar>
+          </w:tcPr>
+          <w:p>
+            <w:pPr>
+              <w:spacing w:after="0" w:line="280"/>
+            </w:pPr>
+            <w:r>
+              <w:rPr>
+                <w:b/>
+                <w:bCs/>
+                <w:color w:val="FFFFFF"/>
+                <w:sz w:val="20"/>
+                <w:szCs w:val="20"/>
+              </w:rPr>
+              <w:t xml:space="preserve">Wie es geht</w:t>
+            </w:r>
+          </w:p>
+        </w:tc>
+        <w:tc>
+          <w:tcPr>
+            <w:tcW w:type="dxa" w:w="3430"/>
+            <w:shd w:fill="1F9D76" w:val="clear"/>
+            <w:tcMar>
+              <w:top w:type="dxa" w:w="90"/>
+              <w:left w:type="dxa" w:w="140"/>
+              <w:bottom w:type="dxa" w:w="90"/>
+              <w:right w:type="dxa" w:w="140"/>
+            </w:tcMar>
+          </w:tcPr>
+          <w:p>
+            <w:pPr>
+              <w:spacing w:after="0" w:line="280"/>
+            </w:pPr>
+            <w:r>
+              <w:rPr>
+                <w:b/>
+                <w:bCs/>
+                <w:color w:val="FFFFFF"/>
+                <w:sz w:val="20"/>
+                <w:szCs w:val="20"/>
+              </w:rPr>
+              <w:t xml:space="preserve">Wann das passt</w:t>
+            </w:r>
+          </w:p>
+        </w:tc>
+      </w:tr>
+      <w:tr>
+        <w:tc>
+          <w:tcPr>
+            <w:tcW w:type="dxa" w:w="1264"/>
+            <w:shd w:fill="FFFFFF" w:val="clear"/>
+            <w:tcMar>
+              <w:top w:type="dxa" w:w="90"/>
+              <w:left w:type="dxa" w:w="140"/>
+              <w:bottom w:type="dxa" w:w="90"/>
+              <w:right w:type="dxa" w:w="140"/>
+            </w:tcMar>
+          </w:tcPr>
+          <w:p>
+            <w:pPr>
+              <w:spacing w:after="0" w:line="280"/>
+            </w:pPr>
+            <w:r>
+              <w:rPr>
+                <w:b w:val="false"/>
+                <w:bCs w:val="false"/>
+                <w:color w:val="22312B"/>
+                <w:sz w:val="20"/>
+                <w:szCs w:val="20"/>
+              </w:rPr>
+              <w:t xml:space="preserve">Einzeln</w:t>
+            </w:r>
+          </w:p>
+        </w:tc>
+        <w:tc>
+          <w:tcPr>
+            <w:tcW w:type="dxa" w:w="4332"/>
+            <w:shd w:fill="FFFFFF" w:val="clear"/>
+            <w:tcMar>
+              <w:top w:type="dxa" w:w="90"/>
+              <w:left w:type="dxa" w:w="140"/>
+              <w:bottom w:type="dxa" w:w="90"/>
+              <w:right w:type="dxa" w:w="140"/>
+            </w:tcMar>
+          </w:tcPr>
+          <w:p>
+            <w:pPr>
+              <w:spacing w:after="0" w:line="280"/>
+            </w:pPr>
+            <w:r>
+              <w:rPr>
+                <w:b w:val="false"/>
+                <w:bCs w:val="false"/>
+                <w:color w:val="22312B"/>
+                <w:sz w:val="20"/>
+                <w:szCs w:val="20"/>
+              </w:rPr>
+              <w:t xml:space="preserve">In der Karte „Einnahmen heute“ jede Einnahme eintragen: 08:00 Uhr 300 mg, 12:00 Uhr 300 mg und so weiter. Die Tagesdosis rechnet die Seite daraus zusammen.</w:t>
+            </w:r>
+          </w:p>
+        </w:tc>
+        <w:tc>
+          <w:tcPr>
+            <w:tcW w:type="dxa" w:w="3430"/>
+            <w:shd w:fill="FFFFFF" w:val="clear"/>
+            <w:tcMar>
+              <w:top w:type="dxa" w:w="90"/>
+              <w:left w:type="dxa" w:w="140"/>
+              <w:bottom w:type="dxa" w:w="90"/>
+              <w:right w:type="dxa" w:w="140"/>
+            </w:tcMar>
+          </w:tcPr>
+          <w:p>
+            <w:pPr>
+              <w:spacing w:after="0" w:line="280"/>
+            </w:pPr>
+            <w:r>
+              <w:rPr>
+                <w:b w:val="false"/>
+                <w:bCs w:val="false"/>
+                <w:color w:val="22312B"/>
+                <w:sz w:val="20"/>
+                <w:szCs w:val="20"/>
+              </w:rPr>
+              <w:t xml:space="preserve">Wenn du über den Tag verteilt nimmst – und wenn du sehen willst, wann am Tag es eng wird.</w:t>
+            </w:r>
+          </w:p>
+        </w:tc>
+      </w:tr>
+      <w:tr>
+        <w:tc>
+          <w:tcPr>
+            <w:tcW w:type="dxa" w:w="1264"/>
+            <w:shd w:fill="FFFFFF" w:val="clear"/>
+            <w:tcMar>
+              <w:top w:type="dxa" w:w="90"/>
+              <w:left w:type="dxa" w:w="140"/>
+              <w:bottom w:type="dxa" w:w="90"/>
+              <w:right w:type="dxa" w:w="140"/>
+            </w:tcMar>
+          </w:tcPr>
+          <w:p>
+            <w:pPr>
+              <w:spacing w:after="0" w:line="280"/>
+            </w:pPr>
+            <w:r>
+              <w:rPr>
+                <w:b w:val="false"/>
+                <w:bCs w:val="false"/>
+                <w:color w:val="22312B"/>
+                <w:sz w:val="20"/>
+                <w:szCs w:val="20"/>
+              </w:rPr>
+              <w:t xml:space="preserve">Als Summe</w:t>
+            </w:r>
+          </w:p>
+        </w:tc>
+        <w:tc>
+          <w:tcPr>
+            <w:tcW w:type="dxa" w:w="4332"/>
+            <w:shd w:fill="FFFFFF" w:val="clear"/>
+            <w:tcMar>
+              <w:top w:type="dxa" w:w="90"/>
+              <w:left w:type="dxa" w:w="140"/>
+              <w:bottom w:type="dxa" w:w="90"/>
+              <w:right w:type="dxa" w:w="140"/>
+            </w:tcMar>
+          </w:tcPr>
+          <w:p>
+            <w:pPr>
+              <w:spacing w:after="0" w:line="280"/>
+            </w:pPr>
+            <w:r>
+              <w:rPr>
+                <w:b w:val="false"/>
+                <w:bCs w:val="false"/>
+                <w:color w:val="22312B"/>
+                <w:sz w:val="20"/>
+                <w:szCs w:val="20"/>
+              </w:rPr>
+              <w:t xml:space="preserve">Nur das Feld „Tatsächlich genommen (mg)“ ausfüllen.</w:t>
+            </w:r>
+          </w:p>
+        </w:tc>
+        <w:tc>
+          <w:tcPr>
+            <w:tcW w:type="dxa" w:w="3430"/>
+            <w:shd w:fill="FFFFFF" w:val="clear"/>
+            <w:tcMar>
+              <w:top w:type="dxa" w:w="90"/>
+              <w:left w:type="dxa" w:w="140"/>
+              <w:bottom w:type="dxa" w:w="90"/>
+              <w:right w:type="dxa" w:w="140"/>
+            </w:tcMar>
+          </w:tcPr>
+          <w:p>
+            <w:pPr>
+              <w:spacing w:after="0" w:line="280"/>
+            </w:pPr>
+            <w:r>
+              <w:rPr>
+                <w:b w:val="false"/>
+                <w:bCs w:val="false"/>
+                <w:color w:val="22312B"/>
+                <w:sz w:val="20"/>
+                <w:szCs w:val="20"/>
+              </w:rPr>
+              <w:t xml:space="preserve">Wenn dir die Gesamtmenge reicht oder du es abends aus dem Kopf nachträgst.</w:t>
+            </w:r>
+          </w:p>
+        </w:tc>
+      </w:tr>
+    </w:tbl>
+    <w:p>
+      <w:pPr>
+        <w:spacing w:after="180"/>
+      </w:pPr>
+    </w:p>
+    <w:p>
+      <w:pPr>
+        <w:spacing w:after="120" w:line="300"/>
+      </w:pPr>
+      <w:r>
+        <w:rPr>
+          <w:sz w:val="22"/>
+          <w:szCs w:val="22"/>
+        </w:rPr>
+        <w:t xml:space="preserve">Bei den einzelnen Einnahmen sind Uhrzeit und Menge beide freiwillig. Du kannst also auch nur „08:00 Uhr“ festhalten, wenn du die Menge gerade nicht weißt – oder umgekehrt. Einträge ohne Menge zählen nicht in die Summe, gehen aber auch nicht verloren; sie erscheinen als „ohne Angabe“.</w:t>
+      </w:r>
+    </w:p>
+    <w:tbl>
+      <w:tblPr>
+        <w:tblW w:type="dxa" w:w="9026"/>
+        <w:tblBorders>
+          <w:top w:val="single" w:color="auto" w:sz="4"/>
+          <w:left w:val="single" w:color="auto" w:sz="4"/>
+          <w:bottom w:val="single" w:color="auto" w:sz="4"/>
+          <w:right w:val="single" w:color="auto" w:sz="4"/>
+          <w:insideH w:val="single" w:color="auto" w:sz="4"/>
+          <w:insideV w:val="single" w:color="auto" w:sz="4"/>
+        </w:tblBorders>
+      </w:tblPr>
+      <w:tblGrid>
+        <w:gridCol w:w="9026"/>
+      </w:tblGrid>
+      <w:tr>
+        <w:tc>
+          <w:tcPr>
+            <w:tcW w:type="dxa" w:w="9026"/>
+            <w:tcBorders>
+              <w:top w:val="single" w:color="EAF6F1" w:sz="2"/>
+              <w:left w:val="single" w:color="1F9D76" w:sz="24"/>
+              <w:bottom w:val="single" w:color="EAF6F1" w:sz="2"/>
+              <w:right w:val="single" w:color="EAF6F1" w:sz="2"/>
+            </w:tcBorders>
+            <w:shd w:fill="EAF6F1" w:val="clear"/>
+            <w:tcMar>
+              <w:top w:type="dxa" w:w="160"/>
+              <w:left w:type="dxa" w:w="220"/>
+              <w:bottom w:type="dxa" w:w="160"/>
+              <w:right w:type="dxa" w:w="220"/>
+            </w:tcMar>
+          </w:tcPr>
+          <w:p>
+            <w:pPr>
+              <w:spacing w:after="100" w:line="300"/>
+            </w:pPr>
+            <w:r>
+              <w:rPr>
+                <w:sz w:val="22"/>
+                <w:szCs w:val="22"/>
+              </w:rPr>
+              <w:t xml:space="preserve">Sobald für einen Tag einzelne Einnahmen da sind, hat deren Summe Vorrang – das Feld für die Tagesdosis wird dann grau und zeigt nur noch an, was sich ergeben hat. Löschst du alle Einnahmen eines Tages wieder, kannst du die Tagesdosis erneut von Hand eintragen.</w:t>
+            </w:r>
+          </w:p>
+          <w:p>
+            <w:pPr>
+              <w:spacing w:after="0" w:line="300"/>
+            </w:pPr>
+            <w:r>
+              <w:rPr>
+                <w:sz w:val="22"/>
+                <w:szCs w:val="22"/>
+              </w:rPr>
+              <w:t xml:space="preserve">Alte Tage, die du schon als Summe erfasst hast, bleiben wie sie sind. Du musst nichts nachpflegen.</w:t>
+            </w:r>
+          </w:p>
+        </w:tc>
+      </w:tr>
+    </w:tbl>
+    <w:p>
+      <w:pPr>
+        <w:pStyle w:val="Heading2"/>
+        <w:spacing w:after="140" w:before="320"/>
+      </w:pPr>
+      <w:r>
+        <w:rPr>
+          <w:b/>
+          <w:bCs/>
+          <w:color w:val="1F9D76"/>
+          <w:sz w:val="26"/>
+          <w:szCs w:val="26"/>
+        </w:rPr>
+        <w:t xml:space="preserve">Dazu kommt, wie es dir ging</w:t>
+      </w:r>
+    </w:p>
     <w:tbl>
       <w:tblPr>
         <w:tblW w:type="dxa" w:w="9026"/>
@@ -2556,62 +2947,6 @@
                 <w:sz w:val="20"/>
                 <w:szCs w:val="20"/>
               </w:rPr>
-              <w:t xml:space="preserve">Tatsächlich genommen (mg)</w:t>
-            </w:r>
-          </w:p>
-        </w:tc>
-        <w:tc>
-          <w:tcPr>
-            <w:tcW w:type="dxa" w:w="6318"/>
-            <w:shd w:fill="FFFFFF" w:val="clear"/>
-            <w:tcMar>
-              <w:top w:type="dxa" w:w="90"/>
-              <w:left w:type="dxa" w:w="140"/>
-              <w:bottom w:type="dxa" w:w="90"/>
-              <w:right w:type="dxa" w:w="140"/>
-            </w:tcMar>
-          </w:tcPr>
-          <w:p>
-            <w:pPr>
-              <w:spacing w:after="0" w:line="280"/>
-            </w:pPr>
-            <w:r>
-              <w:rPr>
-                <w:b w:val="false"/>
-                <w:bCs w:val="false"/>
-                <w:color w:val="22312B"/>
-                <w:sz w:val="20"/>
-                <w:szCs w:val="20"/>
-              </w:rPr>
-              <w:t xml:space="preserve">Die ehrliche Zahl. Auch wenn sie über dem Plan liegt – gerade dann. Genau diese Zahlen sind später beim Arzttermin wertvoll.</w:t>
-            </w:r>
-          </w:p>
-        </w:tc>
-      </w:tr>
-      <w:tr>
-        <w:tc>
-          <w:tcPr>
-            <w:tcW w:type="dxa" w:w="2708"/>
-            <w:shd w:fill="FFFFFF" w:val="clear"/>
-            <w:tcMar>
-              <w:top w:type="dxa" w:w="90"/>
-              <w:left w:type="dxa" w:w="140"/>
-              <w:bottom w:type="dxa" w:w="90"/>
-              <w:right w:type="dxa" w:w="140"/>
-            </w:tcMar>
-          </w:tcPr>
-          <w:p>
-            <w:pPr>
-              <w:spacing w:after="0" w:line="280"/>
-            </w:pPr>
-            <w:r>
-              <w:rPr>
-                <w:b w:val="false"/>
-                <w:bCs w:val="false"/>
-                <w:color w:val="22312B"/>
-                <w:sz w:val="20"/>
-                <w:szCs w:val="20"/>
-              </w:rPr>
               <w:t xml:space="preserve">Wie ging es dir heute?</w:t>
             </w:r>
           </w:p>
@@ -2823,7 +3158,7 @@
           <w:sz w:val="22"/>
           <w:szCs w:val="22"/>
         </w:rPr>
-        <w:t xml:space="preserve"> – was du eingetragen hast, mit der Abweichung darunter</w:t>
+        <w:t xml:space="preserve"> – die Tagessumme, egal auf welchem Weg sie zustande kam, mit der Abweichung darunter</w:t>
       </w:r>
     </w:p>
     <w:p>
@@ -2932,7 +3267,7 @@
                 <w:sz w:val="22"/>
                 <w:szCs w:val="22"/>
               </w:rPr>
-              <w:t xml:space="preserve">Einen Tag vergessen? Du kannst das Datum im Formular einfach zurückstellen und nachtragen.</w:t>
+              <w:t xml:space="preserve">Einen Tag vergessen? Du kannst das Datum in beiden Formularen zurückstellen und nachtragen – auch einzelne Einnahmen von gestern.</w:t>
             </w:r>
           </w:p>
         </w:tc>
@@ -4582,7 +4917,7 @@
           <w:sz w:val="22"/>
           <w:szCs w:val="22"/>
         </w:rPr>
-        <w:t xml:space="preserve">. Der lädt dir eine Datei herunter mit Datum, Soll, Ist, Abweichung, Befinden, Symptomen und Notiz – Tag für Tag.</w:t>
+        <w:t xml:space="preserve">. Der lädt dir eine Datei herunter mit Datum, Soll, Ist, Abweichung, Befinden, Symptomen und Notiz – Tag für Tag. Hast du einzelne Einnahmen erfasst, steht dort zusätzlich die ganze Verteilung über den Tag, also etwa „08:00 300 mg; 12:00 300 mg“. Für ein Arztgespräch ist gerade das oft aufschlussreicher als die Tagessumme.</w:t>
       </w:r>
     </w:p>
     <w:p>
@@ -6319,7 +6654,7 @@
                 <w:sz w:val="20"/>
                 <w:szCs w:val="20"/>
               </w:rPr>
-              <w:t xml:space="preserve">Reiter Substitution/Rückfälle fehlen</w:t>
+              <w:t xml:space="preserve">Karte „Einnahmen heute“ fehlt</w:t>
             </w:r>
           </w:p>
         </w:tc>
@@ -6346,7 +6681,7 @@
                 <w:sz w:val="20"/>
                 <w:szCs w:val="20"/>
               </w:rPr>
-              <w:t xml:space="preserve">Der alte Stand läuft noch. git pull und update.sh ausführen, dann unten die Fassung prüfen (ab 2026.10.28-2).</w:t>
+              <w:t xml:space="preserve">Der alte Stand läuft noch. git pull und update.sh ausführen, dann unten die Fassung prüfen (ab 2026.10.28-3).</w:t>
             </w:r>
           </w:p>
         </w:tc>
